--- a/Selenium_WebDriver/reports/Specialty_Test_Report.docx
+++ b/Selenium_WebDriver/reports/Specialty_Test_Report.docx
@@ -21,7 +21,7 @@
         <w:jc w:val="center"/>
       </w:pPr>
       <w:r>
-        <w:t>Thời gian tạo báo cáo: 30/08/2026 19:43:55</w:t>
+        <w:t>Thời gian tạo báo cáo: 31/08/2026 18:16:26</w:t>
       </w:r>
     </w:p>
     <w:p/>
@@ -104,7 +104,7 @@
           </w:tcPr>
           <w:p>
             <w:r>
-              <w:t>5</w:t>
+              <w:t>4</w:t>
             </w:r>
           </w:p>
         </w:tc>
@@ -126,7 +126,7 @@
           </w:tcPr>
           <w:p>
             <w:r>
-              <w:t>0</w:t>
+              <w:t>1</w:t>
             </w:r>
           </w:p>
         </w:tc>
@@ -288,7 +288,7 @@
           </w:tcPr>
           <w:p>
             <w:r>
-              <w:t>30/08/2026 19:43:17</w:t>
+              <w:t>31/08/2026 18:15:48</w:t>
             </w:r>
           </w:p>
         </w:tc>
@@ -298,7 +298,7 @@
           </w:tcPr>
           <w:p>
             <w:r>
-              <w:t>4.10</w:t>
+              <w:t>4.16</w:t>
             </w:r>
           </w:p>
         </w:tc>
@@ -336,7 +336,7 @@
           </w:tcPr>
           <w:p>
             <w:r>
-              <w:t>PASSED</w:t>
+              <w:t>FAILED</w:t>
             </w:r>
           </w:p>
         </w:tc>
@@ -346,7 +346,7 @@
           </w:tcPr>
           <w:p>
             <w:r>
-              <w:t>30/08/2026 19:43:24</w:t>
+              <w:t>31/08/2026 18:15:56</w:t>
             </w:r>
           </w:p>
         </w:tc>
@@ -356,7 +356,7 @@
           </w:tcPr>
           <w:p>
             <w:r>
-              <w:t>4.56</w:t>
+              <w:t>4.50</w:t>
             </w:r>
           </w:p>
         </w:tc>
@@ -365,7 +365,9 @@
             <w:tcW w:type="dxa" w:w="1440"/>
           </w:tcPr>
           <w:p>
-            <w:r/>
+            <w:r>
+              <w:t>reports\screenshots\TC-SPECIALTY-002_STEP_4_FAILED_20260831_181555.png</w:t>
+            </w:r>
           </w:p>
         </w:tc>
         <w:tc>
@@ -373,7 +375,82 @@
             <w:tcW w:type="dxa" w:w="1440"/>
           </w:tcPr>
           <w:p>
-            <w:r/>
+            <w:r>
+              <w:t>Message: stale element reference: stale element not found in the current frame</w:t>
+              <w:br/>
+              <w:t xml:space="preserve">  (Session info: chrome=152.0.7977.64); For documentation on this error, please visit: https://www.selenium.dev/documentation/webdriver/troubleshooting/errors#staleelementreferenceexception</w:t>
+              <w:br/>
+              <w:t>Stacktrace:</w:t>
+              <w:br/>
+              <w:tab/>
+              <w:t>chromedriver!GetHandleVerifier [0x7ff732158a65+5625]</w:t>
+              <w:br/>
+              <w:tab/>
+              <w:t>chromedriver!(No symbol) [0x7ff73207ce10]</w:t>
+              <w:br/>
+              <w:tab/>
+              <w:t>chromedriver!(No symbol) [0x7ff731ea5f8d]</w:t>
+              <w:br/>
+              <w:tab/>
+              <w:t>chromedriver!(No symbol) [0x7ff731eadfe1]</w:t>
+              <w:br/>
+              <w:tab/>
+              <w:t>chromedriver!(No symbol) [0x7ff731eb0f55]</w:t>
+              <w:br/>
+              <w:tab/>
+              <w:t>chromedriver!(No symbol) [0x7ff731eb101f]</w:t>
+              <w:br/>
+              <w:tab/>
+              <w:t>chromedriver!(No symbol) [0x7ff731f00c1b]</w:t>
+              <w:br/>
+              <w:tab/>
+              <w:t>chromedriver!(No symbol) [0x7ff731f016fc]</w:t>
+              <w:br/>
+              <w:tab/>
+              <w:t>chromedriver!(No symbol) [0x7ff731ef515c]</w:t>
+              <w:br/>
+              <w:tab/>
+              <w:t>chromedriver!(No symbol) [0x7ff731ef5006]</w:t>
+              <w:br/>
+              <w:tab/>
+              <w:t>chromedriver!(No symbol) [0x7ff731f4eef1]</w:t>
+              <w:br/>
+              <w:tab/>
+              <w:t>chromedriver!(No symbol) [0x7ff731ef384b]</w:t>
+              <w:br/>
+              <w:tab/>
+              <w:t>chromedriver!(No symbol) [0x7ff731ef4783]</w:t>
+              <w:br/>
+              <w:tab/>
+              <w:t>chromedriver!GetHandleVerifier [0x7ff73257476b+42132b]</w:t>
+              <w:br/>
+              <w:tab/>
+              <w:t>chromedriver!GetHandleVerifier [0x7ff73259fcf2+44c8b2]</w:t>
+              <w:br/>
+              <w:tab/>
+              <w:t>chromedriver!GetHandleVerifier [0x7ff732593c9e+44085e]</w:t>
+              <w:br/>
+              <w:tab/>
+              <w:t>chromedriver!GetHandleVerifier [0x7ff732254e3e+1019fe]</w:t>
+              <w:br/>
+              <w:tab/>
+              <w:t>chromedriver!(No symbol) [0x7ff732089f6c]</w:t>
+              <w:br/>
+              <w:tab/>
+              <w:t>chromedriver!(No symbol) [0x7ff732085c44]</w:t>
+              <w:br/>
+              <w:tab/>
+              <w:t>chromedriver!(No symbol) [0x7ff732085dd4]</w:t>
+              <w:br/>
+              <w:tab/>
+              <w:t>chromedriver!(No symbol) [0x7ff732070cbc]</w:t>
+              <w:br/>
+              <w:tab/>
+              <w:t>KERNEL32!BaseThreadInitThunk [0x7ff9119dccb7+17]</w:t>
+              <w:br/>
+              <w:tab/>
+              <w:t>ntdll!RtlUserThreadStart [0x7ff9121cad6c+2c]</w:t>
+            </w:r>
           </w:p>
         </w:tc>
       </w:tr>
@@ -404,7 +481,7 @@
           </w:tcPr>
           <w:p>
             <w:r>
-              <w:t>30/08/2026 19:43:35</w:t>
+              <w:t>31/08/2026 18:16:06</w:t>
             </w:r>
           </w:p>
         </w:tc>
@@ -414,7 +491,7 @@
           </w:tcPr>
           <w:p>
             <w:r>
-              <w:t>7.60</w:t>
+              <w:t>7.65</w:t>
             </w:r>
           </w:p>
         </w:tc>
@@ -462,7 +539,7 @@
           </w:tcPr>
           <w:p>
             <w:r>
-              <w:t>30/08/2026 19:43:46</w:t>
+              <w:t>31/08/2026 18:16:17</w:t>
             </w:r>
           </w:p>
         </w:tc>
@@ -472,7 +549,7 @@
           </w:tcPr>
           <w:p>
             <w:r>
-              <w:t>6.97</w:t>
+              <w:t>7.01</w:t>
             </w:r>
           </w:p>
         </w:tc>
@@ -520,7 +597,7 @@
           </w:tcPr>
           <w:p>
             <w:r>
-              <w:t>30/08/2026 19:43:53</w:t>
+              <w:t>31/08/2026 18:16:24</w:t>
             </w:r>
           </w:p>
         </w:tc>
@@ -530,7 +607,7 @@
           </w:tcPr>
           <w:p>
             <w:r>
-              <w:t>4.01</w:t>
+              <w:t>4.02</w:t>
             </w:r>
           </w:p>
         </w:tc>
@@ -674,7 +751,7 @@
           </w:tcPr>
           <w:p>
             <w:r>
-              <w:t>30/08/2026 19:43:16</w:t>
+              <w:t>31/08/2026 18:15:47</w:t>
             </w:r>
           </w:p>
         </w:tc>
@@ -734,7 +811,7 @@
           </w:tcPr>
           <w:p>
             <w:r>
-              <w:t>30/08/2026 19:43:16</w:t>
+              <w:t>31/08/2026 18:15:47</w:t>
             </w:r>
           </w:p>
         </w:tc>
@@ -796,7 +873,7 @@
           </w:tcPr>
           <w:p>
             <w:r>
-              <w:t>30/08/2026 19:43:16</w:t>
+              <w:t>31/08/2026 18:15:47</w:t>
             </w:r>
           </w:p>
         </w:tc>
@@ -856,7 +933,7 @@
           </w:tcPr>
           <w:p>
             <w:r>
-              <w:t>30/08/2026 19:43:17</w:t>
+              <w:t>31/08/2026 18:15:48</w:t>
             </w:r>
           </w:p>
         </w:tc>
@@ -918,7 +995,7 @@
           </w:tcPr>
           <w:p>
             <w:r>
-              <w:t>30/08/2026 19:43:24</w:t>
+              <w:t>31/08/2026 18:15:55</w:t>
             </w:r>
           </w:p>
         </w:tc>
@@ -978,7 +1055,7 @@
           </w:tcPr>
           <w:p>
             <w:r>
-              <w:t>30/08/2026 19:43:24</w:t>
+              <w:t>31/08/2026 18:15:55</w:t>
             </w:r>
           </w:p>
         </w:tc>
@@ -1038,7 +1115,7 @@
           </w:tcPr>
           <w:p>
             <w:r>
-              <w:t>30/08/2026 19:43:24</w:t>
+              <w:t>31/08/2026 18:15:55</w:t>
             </w:r>
           </w:p>
         </w:tc>
@@ -1088,7 +1165,7 @@
           </w:tcPr>
           <w:p>
             <w:r>
-              <w:t>PASS</w:t>
+              <w:t>FAIL</w:t>
             </w:r>
           </w:p>
         </w:tc>
@@ -1098,7 +1175,7 @@
           </w:tcPr>
           <w:p>
             <w:r>
-              <w:t>30/08/2026 19:43:24</w:t>
+              <w:t>31/08/2026 18:15:55</w:t>
             </w:r>
           </w:p>
         </w:tc>
@@ -1108,7 +1185,7 @@
           </w:tcPr>
           <w:p>
             <w:r>
-              <w:t>Hiển thị đúng chuyên khoa phù hợp với từ khóa</w:t>
+              <w:t>Step 4 thực thi thất bại</w:t>
             </w:r>
           </w:p>
         </w:tc>
@@ -1118,7 +1195,80 @@
           </w:tcPr>
           <w:p>
             <w:r>
-              <w:t>Actual: ['Mat', 'Rang ham mat']</w:t>
+              <w:t>Message: stale element reference: stale element not found in the current frame</w:t>
+              <w:br/>
+              <w:t xml:space="preserve">  (Session info: chrome=152.0.7977.64); For documentation on this error, please visit: https://www.selenium.dev/documentation/webdriver/troubleshooting/errors#staleelementreferenceexception</w:t>
+              <w:br/>
+              <w:t>Stacktrace:</w:t>
+              <w:br/>
+              <w:tab/>
+              <w:t>chromedriver!GetHandleVerifier [0x7ff732158a65+5625]</w:t>
+              <w:br/>
+              <w:tab/>
+              <w:t>chromedriver!(No symbol) [0x7ff73207ce10]</w:t>
+              <w:br/>
+              <w:tab/>
+              <w:t>chromedriver!(No symbol) [0x7ff731ea5f8d]</w:t>
+              <w:br/>
+              <w:tab/>
+              <w:t>chromedriver!(No symbol) [0x7ff731eadfe1]</w:t>
+              <w:br/>
+              <w:tab/>
+              <w:t>chromedriver!(No symbol) [0x7ff731eb0f55]</w:t>
+              <w:br/>
+              <w:tab/>
+              <w:t>chromedriver!(No symbol) [0x7ff731eb101f]</w:t>
+              <w:br/>
+              <w:tab/>
+              <w:t>chromedriver!(No symbol) [0x7ff731f00c1b]</w:t>
+              <w:br/>
+              <w:tab/>
+              <w:t>chromedriver!(No symbol) [0x7ff731f016fc]</w:t>
+              <w:br/>
+              <w:tab/>
+              <w:t>chromedriver!(No symbol) [0x7ff731ef515c]</w:t>
+              <w:br/>
+              <w:tab/>
+              <w:t>chromedriver!(No symbol) [0x7ff731ef5006]</w:t>
+              <w:br/>
+              <w:tab/>
+              <w:t>chromedriver!(No symbol) [0x7ff731f4eef1]</w:t>
+              <w:br/>
+              <w:tab/>
+              <w:t>chromedriver!(No symbol) [0x7ff731ef384b]</w:t>
+              <w:br/>
+              <w:tab/>
+              <w:t>chromedriver!(No symbol) [0x7ff731ef4783]</w:t>
+              <w:br/>
+              <w:tab/>
+              <w:t>chromedriver!GetHandleVerifier [0x7ff73257476b+42132b]</w:t>
+              <w:br/>
+              <w:tab/>
+              <w:t>chromedriver!GetHandleVerifier [0x7ff73259fcf2+44c8b2]</w:t>
+              <w:br/>
+              <w:tab/>
+              <w:t>chromedriver!GetHandleVerifier [0x7ff732593c9e+44085e]</w:t>
+              <w:br/>
+              <w:tab/>
+              <w:t>chromedriver!GetHandleVerifier [0x7ff732254e3e+1019fe]</w:t>
+              <w:br/>
+              <w:tab/>
+              <w:t>chromedriver!(No symbol) [0x7ff732089f6c]</w:t>
+              <w:br/>
+              <w:tab/>
+              <w:t>chromedriver!(No symbol) [0x7ff732085c44]</w:t>
+              <w:br/>
+              <w:tab/>
+              <w:t>chromedriver!(No symbol) [0x7ff732085dd4]</w:t>
+              <w:br/>
+              <w:tab/>
+              <w:t>chromedriver!(No symbol) [0x7ff732070cbc]</w:t>
+              <w:br/>
+              <w:tab/>
+              <w:t>KERNEL32!BaseThreadInitThunk [0x7ff9119dccb7+17]</w:t>
+              <w:br/>
+              <w:tab/>
+              <w:t>ntdll!RtlUserThreadStart [0x7ff9121cad6c+2c]</w:t>
             </w:r>
           </w:p>
         </w:tc>
@@ -1160,7 +1310,7 @@
           </w:tcPr>
           <w:p>
             <w:r>
-              <w:t>30/08/2026 19:43:31</w:t>
+              <w:t>31/08/2026 18:16:03</w:t>
             </w:r>
           </w:p>
         </w:tc>
@@ -1220,7 +1370,7 @@
           </w:tcPr>
           <w:p>
             <w:r>
-              <w:t>30/08/2026 19:43:32</w:t>
+              <w:t>31/08/2026 18:16:03</w:t>
             </w:r>
           </w:p>
         </w:tc>
@@ -1280,7 +1430,7 @@
           </w:tcPr>
           <w:p>
             <w:r>
-              <w:t>30/08/2026 19:43:32</w:t>
+              <w:t>31/08/2026 18:16:03</w:t>
             </w:r>
           </w:p>
         </w:tc>
@@ -1340,7 +1490,7 @@
           </w:tcPr>
           <w:p>
             <w:r>
-              <w:t>30/08/2026 19:43:35</w:t>
+              <w:t>31/08/2026 18:16:06</w:t>
             </w:r>
           </w:p>
         </w:tc>
@@ -1402,7 +1552,7 @@
           </w:tcPr>
           <w:p>
             <w:r>
-              <w:t>30/08/2026 19:43:42</w:t>
+              <w:t>31/08/2026 18:16:14</w:t>
             </w:r>
           </w:p>
         </w:tc>
@@ -1462,7 +1612,7 @@
           </w:tcPr>
           <w:p>
             <w:r>
-              <w:t>30/08/2026 19:43:42</w:t>
+              <w:t>31/08/2026 18:16:14</w:t>
             </w:r>
           </w:p>
         </w:tc>
@@ -1522,7 +1672,7 @@
           </w:tcPr>
           <w:p>
             <w:r>
-              <w:t>30/08/2026 19:43:42</w:t>
+              <w:t>31/08/2026 18:16:14</w:t>
             </w:r>
           </w:p>
         </w:tc>
@@ -1582,7 +1732,7 @@
           </w:tcPr>
           <w:p>
             <w:r>
-              <w:t>30/08/2026 19:43:42</w:t>
+              <w:t>31/08/2026 18:16:14</w:t>
             </w:r>
           </w:p>
         </w:tc>
@@ -1644,7 +1794,7 @@
           </w:tcPr>
           <w:p>
             <w:r>
-              <w:t>30/08/2026 19:43:46</w:t>
+              <w:t>31/08/2026 18:16:17</w:t>
             </w:r>
           </w:p>
         </w:tc>
@@ -1706,7 +1856,7 @@
           </w:tcPr>
           <w:p>
             <w:r>
-              <w:t>30/08/2026 19:43:53</w:t>
+              <w:t>31/08/2026 18:16:24</w:t>
             </w:r>
           </w:p>
         </w:tc>
@@ -1766,7 +1916,7 @@
           </w:tcPr>
           <w:p>
             <w:r>
-              <w:t>30/08/2026 19:43:53</w:t>
+              <w:t>31/08/2026 18:16:24</w:t>
             </w:r>
           </w:p>
         </w:tc>
@@ -1826,7 +1976,7 @@
           </w:tcPr>
           <w:p>
             <w:r>
-              <w:t>30/08/2026 19:43:53</w:t>
+              <w:t>31/08/2026 18:16:24</w:t>
             </w:r>
           </w:p>
         </w:tc>
@@ -1886,7 +2036,7 @@
           </w:tcPr>
           <w:p>
             <w:r>
-              <w:t>30/08/2026 19:43:53</w:t>
+              <w:t>31/08/2026 18:16:24</w:t>
             </w:r>
           </w:p>
         </w:tc>
@@ -1948,7 +2098,7 @@
           </w:tcPr>
           <w:p>
             <w:r>
-              <w:t>30/08/2026 19:43:53</w:t>
+              <w:t>31/08/2026 18:16:24</w:t>
             </w:r>
           </w:p>
         </w:tc>

--- a/Selenium_WebDriver/reports/Specialty_Test_Report.docx
+++ b/Selenium_WebDriver/reports/Specialty_Test_Report.docx
@@ -8,8 +8,10 @@
       </w:pPr>
       <w:r>
         <w:rPr>
+          <w:rFonts w:ascii="Times New Roman" w:hAnsi="Times New Roman" w:eastAsia="Times New Roman"/>
           <w:b/>
-          <w:sz w:val="32"/>
+          <w:color w:val="000000"/>
+          <w:sz w:val="26"/>
         </w:rPr>
         <w:t>BÁO CÁO KẾT QUẢ KIỂM THỬ TỰ ĐỘNG</w:t>
         <w:br/>
@@ -21,7 +23,12 @@
         <w:jc w:val="center"/>
       </w:pPr>
       <w:r>
-        <w:t>Thời gian tạo báo cáo: 31/08/2026 18:16:26</w:t>
+        <w:rPr>
+          <w:rFonts w:ascii="Times New Roman" w:hAnsi="Times New Roman" w:eastAsia="Times New Roman"/>
+          <w:color w:val="000000"/>
+          <w:sz w:val="26"/>
+        </w:rPr>
+        <w:t>Thời gian tạo báo cáo: 06/09/2026 19:42:38</w:t>
       </w:r>
     </w:p>
     <w:p/>
@@ -30,6 +37,11 @@
         <w:pStyle w:val="Heading1"/>
       </w:pPr>
       <w:r>
+        <w:rPr>
+          <w:rFonts w:ascii="Times New Roman" w:hAnsi="Times New Roman" w:eastAsia="Times New Roman"/>
+          <w:color w:val="000000"/>
+          <w:sz w:val="26"/>
+        </w:rPr>
         <w:t>1. Tổng quan kết quả</w:t>
       </w:r>
     </w:p>
@@ -50,6 +62,11 @@
           </w:tcPr>
           <w:p>
             <w:r>
+              <w:rPr>
+                <w:rFonts w:ascii="Times New Roman" w:hAnsi="Times New Roman" w:eastAsia="Times New Roman"/>
+                <w:color w:val="000000"/>
+                <w:sz w:val="26"/>
+              </w:rPr>
               <w:t>Nội dung</w:t>
             </w:r>
           </w:p>
@@ -60,6 +77,11 @@
           </w:tcPr>
           <w:p>
             <w:r>
+              <w:rPr>
+                <w:rFonts w:ascii="Times New Roman" w:hAnsi="Times New Roman" w:eastAsia="Times New Roman"/>
+                <w:color w:val="000000"/>
+                <w:sz w:val="26"/>
+              </w:rPr>
               <w:t>Kết quả</w:t>
             </w:r>
           </w:p>
@@ -72,6 +94,11 @@
           </w:tcPr>
           <w:p>
             <w:r>
+              <w:rPr>
+                <w:rFonts w:ascii="Times New Roman" w:hAnsi="Times New Roman" w:eastAsia="Times New Roman"/>
+                <w:color w:val="000000"/>
+                <w:sz w:val="26"/>
+              </w:rPr>
               <w:t>Tổng số Test Case</w:t>
             </w:r>
           </w:p>
@@ -82,6 +109,11 @@
           </w:tcPr>
           <w:p>
             <w:r>
+              <w:rPr>
+                <w:rFonts w:ascii="Times New Roman" w:hAnsi="Times New Roman" w:eastAsia="Times New Roman"/>
+                <w:color w:val="000000"/>
+                <w:sz w:val="26"/>
+              </w:rPr>
               <w:t>5</w:t>
             </w:r>
           </w:p>
@@ -94,6 +126,11 @@
           </w:tcPr>
           <w:p>
             <w:r>
+              <w:rPr>
+                <w:rFonts w:ascii="Times New Roman" w:hAnsi="Times New Roman" w:eastAsia="Times New Roman"/>
+                <w:color w:val="000000"/>
+                <w:sz w:val="26"/>
+              </w:rPr>
               <w:t>Passed</w:t>
             </w:r>
           </w:p>
@@ -104,7 +141,12 @@
           </w:tcPr>
           <w:p>
             <w:r>
-              <w:t>4</w:t>
+              <w:rPr>
+                <w:rFonts w:ascii="Times New Roman" w:hAnsi="Times New Roman" w:eastAsia="Times New Roman"/>
+                <w:color w:val="000000"/>
+                <w:sz w:val="26"/>
+              </w:rPr>
+              <w:t>5</w:t>
             </w:r>
           </w:p>
         </w:tc>
@@ -116,6 +158,11 @@
           </w:tcPr>
           <w:p>
             <w:r>
+              <w:rPr>
+                <w:rFonts w:ascii="Times New Roman" w:hAnsi="Times New Roman" w:eastAsia="Times New Roman"/>
+                <w:color w:val="000000"/>
+                <w:sz w:val="26"/>
+              </w:rPr>
               <w:t>Failed</w:t>
             </w:r>
           </w:p>
@@ -126,28 +173,11 @@
           </w:tcPr>
           <w:p>
             <w:r>
-              <w:t>1</w:t>
-            </w:r>
-          </w:p>
-        </w:tc>
-      </w:tr>
-      <w:tr>
-        <w:tc>
-          <w:tcPr>
-            <w:tcW w:type="dxa" w:w="4320"/>
-          </w:tcPr>
-          <w:p>
-            <w:r>
-              <w:t>XFailed</w:t>
-            </w:r>
-          </w:p>
-        </w:tc>
-        <w:tc>
-          <w:tcPr>
-            <w:tcW w:type="dxa" w:w="4320"/>
-          </w:tcPr>
-          <w:p>
-            <w:r>
+              <w:rPr>
+                <w:rFonts w:ascii="Times New Roman" w:hAnsi="Times New Roman" w:eastAsia="Times New Roman"/>
+                <w:color w:val="000000"/>
+                <w:sz w:val="26"/>
+              </w:rPr>
               <w:t>0</w:t>
             </w:r>
           </w:p>
@@ -160,6 +190,43 @@
           </w:tcPr>
           <w:p>
             <w:r>
+              <w:rPr>
+                <w:rFonts w:ascii="Times New Roman" w:hAnsi="Times New Roman" w:eastAsia="Times New Roman"/>
+                <w:color w:val="000000"/>
+                <w:sz w:val="26"/>
+              </w:rPr>
+              <w:t>XFailed</w:t>
+            </w:r>
+          </w:p>
+        </w:tc>
+        <w:tc>
+          <w:tcPr>
+            <w:tcW w:type="dxa" w:w="4320"/>
+          </w:tcPr>
+          <w:p>
+            <w:r>
+              <w:rPr>
+                <w:rFonts w:ascii="Times New Roman" w:hAnsi="Times New Roman" w:eastAsia="Times New Roman"/>
+                <w:color w:val="000000"/>
+                <w:sz w:val="26"/>
+              </w:rPr>
+              <w:t>0</w:t>
+            </w:r>
+          </w:p>
+        </w:tc>
+      </w:tr>
+      <w:tr>
+        <w:tc>
+          <w:tcPr>
+            <w:tcW w:type="dxa" w:w="4320"/>
+          </w:tcPr>
+          <w:p>
+            <w:r>
+              <w:rPr>
+                <w:rFonts w:ascii="Times New Roman" w:hAnsi="Times New Roman" w:eastAsia="Times New Roman"/>
+                <w:color w:val="000000"/>
+                <w:sz w:val="26"/>
+              </w:rPr>
               <w:t>Skipped</w:t>
             </w:r>
           </w:p>
@@ -170,6 +237,11 @@
           </w:tcPr>
           <w:p>
             <w:r>
+              <w:rPr>
+                <w:rFonts w:ascii="Times New Roman" w:hAnsi="Times New Roman" w:eastAsia="Times New Roman"/>
+                <w:color w:val="000000"/>
+                <w:sz w:val="26"/>
+              </w:rPr>
               <w:t>0</w:t>
             </w:r>
           </w:p>
@@ -182,6 +254,11 @@
         <w:pStyle w:val="Heading1"/>
       </w:pPr>
       <w:r>
+        <w:rPr>
+          <w:rFonts w:ascii="Times New Roman" w:hAnsi="Times New Roman" w:eastAsia="Times New Roman"/>
+          <w:color w:val="000000"/>
+          <w:sz w:val="26"/>
+        </w:rPr>
         <w:t>2. Kết quả từng Test Case</w:t>
       </w:r>
     </w:p>
@@ -206,6 +283,11 @@
           </w:tcPr>
           <w:p>
             <w:r>
+              <w:rPr>
+                <w:rFonts w:ascii="Times New Roman" w:hAnsi="Times New Roman" w:eastAsia="Times New Roman"/>
+                <w:color w:val="000000"/>
+                <w:sz w:val="26"/>
+              </w:rPr>
               <w:t>Test Case</w:t>
             </w:r>
           </w:p>
@@ -216,6 +298,11 @@
           </w:tcPr>
           <w:p>
             <w:r>
+              <w:rPr>
+                <w:rFonts w:ascii="Times New Roman" w:hAnsi="Times New Roman" w:eastAsia="Times New Roman"/>
+                <w:color w:val="000000"/>
+                <w:sz w:val="26"/>
+              </w:rPr>
               <w:t>Kết quả</w:t>
             </w:r>
           </w:p>
@@ -226,6 +313,11 @@
           </w:tcPr>
           <w:p>
             <w:r>
+              <w:rPr>
+                <w:rFonts w:ascii="Times New Roman" w:hAnsi="Times New Roman" w:eastAsia="Times New Roman"/>
+                <w:color w:val="000000"/>
+                <w:sz w:val="26"/>
+              </w:rPr>
               <w:t>Thời gian</w:t>
             </w:r>
           </w:p>
@@ -236,6 +328,11 @@
           </w:tcPr>
           <w:p>
             <w:r>
+              <w:rPr>
+                <w:rFonts w:ascii="Times New Roman" w:hAnsi="Times New Roman" w:eastAsia="Times New Roman"/>
+                <w:color w:val="000000"/>
+                <w:sz w:val="26"/>
+              </w:rPr>
               <w:t>Duration (s)</w:t>
             </w:r>
           </w:p>
@@ -246,6 +343,11 @@
           </w:tcPr>
           <w:p>
             <w:r>
+              <w:rPr>
+                <w:rFonts w:ascii="Times New Roman" w:hAnsi="Times New Roman" w:eastAsia="Times New Roman"/>
+                <w:color w:val="000000"/>
+                <w:sz w:val="26"/>
+              </w:rPr>
               <w:t>Screenshot</w:t>
             </w:r>
           </w:p>
@@ -256,6 +358,11 @@
           </w:tcPr>
           <w:p>
             <w:r>
+              <w:rPr>
+                <w:rFonts w:ascii="Times New Roman" w:hAnsi="Times New Roman" w:eastAsia="Times New Roman"/>
+                <w:color w:val="000000"/>
+                <w:sz w:val="26"/>
+              </w:rPr>
               <w:t>Ghi chú</w:t>
             </w:r>
           </w:p>
@@ -268,6 +375,11 @@
           </w:tcPr>
           <w:p>
             <w:r>
+              <w:rPr>
+                <w:rFonts w:ascii="Times New Roman" w:hAnsi="Times New Roman" w:eastAsia="Times New Roman"/>
+                <w:color w:val="000000"/>
+                <w:sz w:val="26"/>
+              </w:rPr>
               <w:t>TC-SPECIALTY-001</w:t>
             </w:r>
           </w:p>
@@ -278,6 +390,11 @@
           </w:tcPr>
           <w:p>
             <w:r>
+              <w:rPr>
+                <w:rFonts w:ascii="Times New Roman" w:hAnsi="Times New Roman" w:eastAsia="Times New Roman"/>
+                <w:color w:val="000000"/>
+                <w:sz w:val="26"/>
+              </w:rPr>
               <w:t>PASSED</w:t>
             </w:r>
           </w:p>
@@ -288,7 +405,12 @@
           </w:tcPr>
           <w:p>
             <w:r>
-              <w:t>31/08/2026 18:15:48</w:t>
+              <w:rPr>
+                <w:rFonts w:ascii="Times New Roman" w:hAnsi="Times New Roman" w:eastAsia="Times New Roman"/>
+                <w:color w:val="000000"/>
+                <w:sz w:val="26"/>
+              </w:rPr>
+              <w:t>06/09/2026 19:40:03</w:t>
             </w:r>
           </w:p>
         </w:tc>
@@ -298,35 +420,12 @@
           </w:tcPr>
           <w:p>
             <w:r>
-              <w:t>4.16</w:t>
-            </w:r>
-          </w:p>
-        </w:tc>
-        <w:tc>
-          <w:tcPr>
-            <w:tcW w:type="dxa" w:w="1440"/>
-          </w:tcPr>
-          <w:p>
-            <w:r/>
-          </w:p>
-        </w:tc>
-        <w:tc>
-          <w:tcPr>
-            <w:tcW w:type="dxa" w:w="1440"/>
-          </w:tcPr>
-          <w:p>
-            <w:r/>
-          </w:p>
-        </w:tc>
-      </w:tr>
-      <w:tr>
-        <w:tc>
-          <w:tcPr>
-            <w:tcW w:type="dxa" w:w="1440"/>
-          </w:tcPr>
-          <w:p>
-            <w:r>
-              <w:t>TC-SPECIALTY-002</w:t>
+              <w:rPr>
+                <w:rFonts w:ascii="Times New Roman" w:hAnsi="Times New Roman" w:eastAsia="Times New Roman"/>
+                <w:color w:val="000000"/>
+                <w:sz w:val="26"/>
+              </w:rPr>
+              <w:t>4.13</w:t>
             </w:r>
           </w:p>
         </w:tc>
@@ -336,7 +435,11 @@
           </w:tcPr>
           <w:p>
             <w:r>
-              <w:t>FAILED</w:t>
+              <w:rPr>
+                <w:rFonts w:ascii="Times New Roman" w:hAnsi="Times New Roman" w:eastAsia="Times New Roman"/>
+                <w:color w:val="000000"/>
+                <w:sz w:val="26"/>
+              </w:rPr>
             </w:r>
           </w:p>
         </w:tc>
@@ -346,110 +449,11 @@
           </w:tcPr>
           <w:p>
             <w:r>
-              <w:t>31/08/2026 18:15:56</w:t>
-            </w:r>
-          </w:p>
-        </w:tc>
-        <w:tc>
-          <w:tcPr>
-            <w:tcW w:type="dxa" w:w="1440"/>
-          </w:tcPr>
-          <w:p>
-            <w:r>
-              <w:t>4.50</w:t>
-            </w:r>
-          </w:p>
-        </w:tc>
-        <w:tc>
-          <w:tcPr>
-            <w:tcW w:type="dxa" w:w="1440"/>
-          </w:tcPr>
-          <w:p>
-            <w:r>
-              <w:t>reports\screenshots\TC-SPECIALTY-002_STEP_4_FAILED_20260831_181555.png</w:t>
-            </w:r>
-          </w:p>
-        </w:tc>
-        <w:tc>
-          <w:tcPr>
-            <w:tcW w:type="dxa" w:w="1440"/>
-          </w:tcPr>
-          <w:p>
-            <w:r>
-              <w:t>Message: stale element reference: stale element not found in the current frame</w:t>
-              <w:br/>
-              <w:t xml:space="preserve">  (Session info: chrome=152.0.7977.64); For documentation on this error, please visit: https://www.selenium.dev/documentation/webdriver/troubleshooting/errors#staleelementreferenceexception</w:t>
-              <w:br/>
-              <w:t>Stacktrace:</w:t>
-              <w:br/>
-              <w:tab/>
-              <w:t>chromedriver!GetHandleVerifier [0x7ff732158a65+5625]</w:t>
-              <w:br/>
-              <w:tab/>
-              <w:t>chromedriver!(No symbol) [0x7ff73207ce10]</w:t>
-              <w:br/>
-              <w:tab/>
-              <w:t>chromedriver!(No symbol) [0x7ff731ea5f8d]</w:t>
-              <w:br/>
-              <w:tab/>
-              <w:t>chromedriver!(No symbol) [0x7ff731eadfe1]</w:t>
-              <w:br/>
-              <w:tab/>
-              <w:t>chromedriver!(No symbol) [0x7ff731eb0f55]</w:t>
-              <w:br/>
-              <w:tab/>
-              <w:t>chromedriver!(No symbol) [0x7ff731eb101f]</w:t>
-              <w:br/>
-              <w:tab/>
-              <w:t>chromedriver!(No symbol) [0x7ff731f00c1b]</w:t>
-              <w:br/>
-              <w:tab/>
-              <w:t>chromedriver!(No symbol) [0x7ff731f016fc]</w:t>
-              <w:br/>
-              <w:tab/>
-              <w:t>chromedriver!(No symbol) [0x7ff731ef515c]</w:t>
-              <w:br/>
-              <w:tab/>
-              <w:t>chromedriver!(No symbol) [0x7ff731ef5006]</w:t>
-              <w:br/>
-              <w:tab/>
-              <w:t>chromedriver!(No symbol) [0x7ff731f4eef1]</w:t>
-              <w:br/>
-              <w:tab/>
-              <w:t>chromedriver!(No symbol) [0x7ff731ef384b]</w:t>
-              <w:br/>
-              <w:tab/>
-              <w:t>chromedriver!(No symbol) [0x7ff731ef4783]</w:t>
-              <w:br/>
-              <w:tab/>
-              <w:t>chromedriver!GetHandleVerifier [0x7ff73257476b+42132b]</w:t>
-              <w:br/>
-              <w:tab/>
-              <w:t>chromedriver!GetHandleVerifier [0x7ff73259fcf2+44c8b2]</w:t>
-              <w:br/>
-              <w:tab/>
-              <w:t>chromedriver!GetHandleVerifier [0x7ff732593c9e+44085e]</w:t>
-              <w:br/>
-              <w:tab/>
-              <w:t>chromedriver!GetHandleVerifier [0x7ff732254e3e+1019fe]</w:t>
-              <w:br/>
-              <w:tab/>
-              <w:t>chromedriver!(No symbol) [0x7ff732089f6c]</w:t>
-              <w:br/>
-              <w:tab/>
-              <w:t>chromedriver!(No symbol) [0x7ff732085c44]</w:t>
-              <w:br/>
-              <w:tab/>
-              <w:t>chromedriver!(No symbol) [0x7ff732085dd4]</w:t>
-              <w:br/>
-              <w:tab/>
-              <w:t>chromedriver!(No symbol) [0x7ff732070cbc]</w:t>
-              <w:br/>
-              <w:tab/>
-              <w:t>KERNEL32!BaseThreadInitThunk [0x7ff9119dccb7+17]</w:t>
-              <w:br/>
-              <w:tab/>
-              <w:t>ntdll!RtlUserThreadStart [0x7ff9121cad6c+2c]</w:t>
+              <w:rPr>
+                <w:rFonts w:ascii="Times New Roman" w:hAnsi="Times New Roman" w:eastAsia="Times New Roman"/>
+                <w:color w:val="000000"/>
+                <w:sz w:val="26"/>
+              </w:rPr>
             </w:r>
           </w:p>
         </w:tc>
@@ -461,6 +465,101 @@
           </w:tcPr>
           <w:p>
             <w:r>
+              <w:rPr>
+                <w:rFonts w:ascii="Times New Roman" w:hAnsi="Times New Roman" w:eastAsia="Times New Roman"/>
+                <w:color w:val="000000"/>
+                <w:sz w:val="26"/>
+              </w:rPr>
+              <w:t>TC-SPECIALTY-002</w:t>
+            </w:r>
+          </w:p>
+        </w:tc>
+        <w:tc>
+          <w:tcPr>
+            <w:tcW w:type="dxa" w:w="1440"/>
+          </w:tcPr>
+          <w:p>
+            <w:r>
+              <w:rPr>
+                <w:rFonts w:ascii="Times New Roman" w:hAnsi="Times New Roman" w:eastAsia="Times New Roman"/>
+                <w:color w:val="000000"/>
+                <w:sz w:val="26"/>
+              </w:rPr>
+              <w:t>PASSED</w:t>
+            </w:r>
+          </w:p>
+        </w:tc>
+        <w:tc>
+          <w:tcPr>
+            <w:tcW w:type="dxa" w:w="1440"/>
+          </w:tcPr>
+          <w:p>
+            <w:r>
+              <w:rPr>
+                <w:rFonts w:ascii="Times New Roman" w:hAnsi="Times New Roman" w:eastAsia="Times New Roman"/>
+                <w:color w:val="000000"/>
+                <w:sz w:val="26"/>
+              </w:rPr>
+              <w:t>06/09/2026 19:40:10</w:t>
+            </w:r>
+          </w:p>
+        </w:tc>
+        <w:tc>
+          <w:tcPr>
+            <w:tcW w:type="dxa" w:w="1440"/>
+          </w:tcPr>
+          <w:p>
+            <w:r>
+              <w:rPr>
+                <w:rFonts w:ascii="Times New Roman" w:hAnsi="Times New Roman" w:eastAsia="Times New Roman"/>
+                <w:color w:val="000000"/>
+                <w:sz w:val="26"/>
+              </w:rPr>
+              <w:t>4.57</w:t>
+            </w:r>
+          </w:p>
+        </w:tc>
+        <w:tc>
+          <w:tcPr>
+            <w:tcW w:type="dxa" w:w="1440"/>
+          </w:tcPr>
+          <w:p>
+            <w:r>
+              <w:rPr>
+                <w:rFonts w:ascii="Times New Roman" w:hAnsi="Times New Roman" w:eastAsia="Times New Roman"/>
+                <w:color w:val="000000"/>
+                <w:sz w:val="26"/>
+              </w:rPr>
+            </w:r>
+          </w:p>
+        </w:tc>
+        <w:tc>
+          <w:tcPr>
+            <w:tcW w:type="dxa" w:w="1440"/>
+          </w:tcPr>
+          <w:p>
+            <w:r>
+              <w:rPr>
+                <w:rFonts w:ascii="Times New Roman" w:hAnsi="Times New Roman" w:eastAsia="Times New Roman"/>
+                <w:color w:val="000000"/>
+                <w:sz w:val="26"/>
+              </w:rPr>
+            </w:r>
+          </w:p>
+        </w:tc>
+      </w:tr>
+      <w:tr>
+        <w:tc>
+          <w:tcPr>
+            <w:tcW w:type="dxa" w:w="1440"/>
+          </w:tcPr>
+          <w:p>
+            <w:r>
+              <w:rPr>
+                <w:rFonts w:ascii="Times New Roman" w:hAnsi="Times New Roman" w:eastAsia="Times New Roman"/>
+                <w:color w:val="000000"/>
+                <w:sz w:val="26"/>
+              </w:rPr>
               <w:t>TC-SPECIALTY-003</w:t>
             </w:r>
           </w:p>
@@ -471,6 +570,11 @@
           </w:tcPr>
           <w:p>
             <w:r>
+              <w:rPr>
+                <w:rFonts w:ascii="Times New Roman" w:hAnsi="Times New Roman" w:eastAsia="Times New Roman"/>
+                <w:color w:val="000000"/>
+                <w:sz w:val="26"/>
+              </w:rPr>
               <w:t>PASSED</w:t>
             </w:r>
           </w:p>
@@ -481,7 +585,12 @@
           </w:tcPr>
           <w:p>
             <w:r>
-              <w:t>31/08/2026 18:16:06</w:t>
+              <w:rPr>
+                <w:rFonts w:ascii="Times New Roman" w:hAnsi="Times New Roman" w:eastAsia="Times New Roman"/>
+                <w:color w:val="000000"/>
+                <w:sz w:val="26"/>
+              </w:rPr>
+              <w:t>06/09/2026 19:40:21</w:t>
             </w:r>
           </w:p>
         </w:tc>
@@ -491,7 +600,12 @@
           </w:tcPr>
           <w:p>
             <w:r>
-              <w:t>7.65</w:t>
+              <w:rPr>
+                <w:rFonts w:ascii="Times New Roman" w:hAnsi="Times New Roman" w:eastAsia="Times New Roman"/>
+                <w:color w:val="000000"/>
+                <w:sz w:val="26"/>
+              </w:rPr>
+              <w:t>7.67</w:t>
             </w:r>
           </w:p>
         </w:tc>
@@ -500,7 +614,13 @@
             <w:tcW w:type="dxa" w:w="1440"/>
           </w:tcPr>
           <w:p>
-            <w:r/>
+            <w:r>
+              <w:rPr>
+                <w:rFonts w:ascii="Times New Roman" w:hAnsi="Times New Roman" w:eastAsia="Times New Roman"/>
+                <w:color w:val="000000"/>
+                <w:sz w:val="26"/>
+              </w:rPr>
+            </w:r>
           </w:p>
         </w:tc>
         <w:tc>
@@ -508,7 +628,13 @@
             <w:tcW w:type="dxa" w:w="1440"/>
           </w:tcPr>
           <w:p>
-            <w:r/>
+            <w:r>
+              <w:rPr>
+                <w:rFonts w:ascii="Times New Roman" w:hAnsi="Times New Roman" w:eastAsia="Times New Roman"/>
+                <w:color w:val="000000"/>
+                <w:sz w:val="26"/>
+              </w:rPr>
+            </w:r>
           </w:p>
         </w:tc>
       </w:tr>
@@ -519,6 +645,11 @@
           </w:tcPr>
           <w:p>
             <w:r>
+              <w:rPr>
+                <w:rFonts w:ascii="Times New Roman" w:hAnsi="Times New Roman" w:eastAsia="Times New Roman"/>
+                <w:color w:val="000000"/>
+                <w:sz w:val="26"/>
+              </w:rPr>
               <w:t>TC-SPECIALTY-004</w:t>
             </w:r>
           </w:p>
@@ -529,6 +660,11 @@
           </w:tcPr>
           <w:p>
             <w:r>
+              <w:rPr>
+                <w:rFonts w:ascii="Times New Roman" w:hAnsi="Times New Roman" w:eastAsia="Times New Roman"/>
+                <w:color w:val="000000"/>
+                <w:sz w:val="26"/>
+              </w:rPr>
               <w:t>PASSED</w:t>
             </w:r>
           </w:p>
@@ -539,7 +675,12 @@
           </w:tcPr>
           <w:p>
             <w:r>
-              <w:t>31/08/2026 18:16:17</w:t>
+              <w:rPr>
+                <w:rFonts w:ascii="Times New Roman" w:hAnsi="Times New Roman" w:eastAsia="Times New Roman"/>
+                <w:color w:val="000000"/>
+                <w:sz w:val="26"/>
+              </w:rPr>
+              <w:t>06/09/2026 19:40:31</w:t>
             </w:r>
           </w:p>
         </w:tc>
@@ -549,7 +690,12 @@
           </w:tcPr>
           <w:p>
             <w:r>
-              <w:t>7.01</w:t>
+              <w:rPr>
+                <w:rFonts w:ascii="Times New Roman" w:hAnsi="Times New Roman" w:eastAsia="Times New Roman"/>
+                <w:color w:val="000000"/>
+                <w:sz w:val="26"/>
+              </w:rPr>
+              <w:t>6.94</w:t>
             </w:r>
           </w:p>
         </w:tc>
@@ -558,7 +704,13 @@
             <w:tcW w:type="dxa" w:w="1440"/>
           </w:tcPr>
           <w:p>
-            <w:r/>
+            <w:r>
+              <w:rPr>
+                <w:rFonts w:ascii="Times New Roman" w:hAnsi="Times New Roman" w:eastAsia="Times New Roman"/>
+                <w:color w:val="000000"/>
+                <w:sz w:val="26"/>
+              </w:rPr>
+            </w:r>
           </w:p>
         </w:tc>
         <w:tc>
@@ -566,7 +718,13 @@
             <w:tcW w:type="dxa" w:w="1440"/>
           </w:tcPr>
           <w:p>
-            <w:r/>
+            <w:r>
+              <w:rPr>
+                <w:rFonts w:ascii="Times New Roman" w:hAnsi="Times New Roman" w:eastAsia="Times New Roman"/>
+                <w:color w:val="000000"/>
+                <w:sz w:val="26"/>
+              </w:rPr>
+            </w:r>
           </w:p>
         </w:tc>
       </w:tr>
@@ -577,6 +735,11 @@
           </w:tcPr>
           <w:p>
             <w:r>
+              <w:rPr>
+                <w:rFonts w:ascii="Times New Roman" w:hAnsi="Times New Roman" w:eastAsia="Times New Roman"/>
+                <w:color w:val="000000"/>
+                <w:sz w:val="26"/>
+              </w:rPr>
               <w:t>TC-SPECIALTY-005</w:t>
             </w:r>
           </w:p>
@@ -587,6 +750,11 @@
           </w:tcPr>
           <w:p>
             <w:r>
+              <w:rPr>
+                <w:rFonts w:ascii="Times New Roman" w:hAnsi="Times New Roman" w:eastAsia="Times New Roman"/>
+                <w:color w:val="000000"/>
+                <w:sz w:val="26"/>
+              </w:rPr>
               <w:t>PASSED</w:t>
             </w:r>
           </w:p>
@@ -597,7 +765,12 @@
           </w:tcPr>
           <w:p>
             <w:r>
-              <w:t>31/08/2026 18:16:24</w:t>
+              <w:rPr>
+                <w:rFonts w:ascii="Times New Roman" w:hAnsi="Times New Roman" w:eastAsia="Times New Roman"/>
+                <w:color w:val="000000"/>
+                <w:sz w:val="26"/>
+              </w:rPr>
+              <w:t>06/09/2026 19:40:39</w:t>
             </w:r>
           </w:p>
         </w:tc>
@@ -607,6 +780,11 @@
           </w:tcPr>
           <w:p>
             <w:r>
+              <w:rPr>
+                <w:rFonts w:ascii="Times New Roman" w:hAnsi="Times New Roman" w:eastAsia="Times New Roman"/>
+                <w:color w:val="000000"/>
+                <w:sz w:val="26"/>
+              </w:rPr>
               <w:t>4.02</w:t>
             </w:r>
           </w:p>
@@ -616,7 +794,13 @@
             <w:tcW w:type="dxa" w:w="1440"/>
           </w:tcPr>
           <w:p>
-            <w:r/>
+            <w:r>
+              <w:rPr>
+                <w:rFonts w:ascii="Times New Roman" w:hAnsi="Times New Roman" w:eastAsia="Times New Roman"/>
+                <w:color w:val="000000"/>
+                <w:sz w:val="26"/>
+              </w:rPr>
+            </w:r>
           </w:p>
         </w:tc>
         <w:tc>
@@ -624,7 +808,13 @@
             <w:tcW w:type="dxa" w:w="1440"/>
           </w:tcPr>
           <w:p>
-            <w:r/>
+            <w:r>
+              <w:rPr>
+                <w:rFonts w:ascii="Times New Roman" w:hAnsi="Times New Roman" w:eastAsia="Times New Roman"/>
+                <w:color w:val="000000"/>
+                <w:sz w:val="26"/>
+              </w:rPr>
+            </w:r>
           </w:p>
         </w:tc>
       </w:tr>
@@ -635,6 +825,11 @@
         <w:pStyle w:val="Heading1"/>
       </w:pPr>
       <w:r>
+        <w:rPr>
+          <w:rFonts w:ascii="Times New Roman" w:hAnsi="Times New Roman" w:eastAsia="Times New Roman"/>
+          <w:color w:val="000000"/>
+          <w:sz w:val="26"/>
+        </w:rPr>
         <w:t>3. Chi tiết thực thi từng Step</w:t>
       </w:r>
     </w:p>
@@ -659,6 +854,11 @@
           </w:tcPr>
           <w:p>
             <w:r>
+              <w:rPr>
+                <w:rFonts w:ascii="Times New Roman" w:hAnsi="Times New Roman" w:eastAsia="Times New Roman"/>
+                <w:color w:val="000000"/>
+                <w:sz w:val="26"/>
+              </w:rPr>
               <w:t>Test Case</w:t>
             </w:r>
           </w:p>
@@ -669,6 +869,11 @@
           </w:tcPr>
           <w:p>
             <w:r>
+              <w:rPr>
+                <w:rFonts w:ascii="Times New Roman" w:hAnsi="Times New Roman" w:eastAsia="Times New Roman"/>
+                <w:color w:val="000000"/>
+                <w:sz w:val="26"/>
+              </w:rPr>
               <w:t>Step</w:t>
             </w:r>
           </w:p>
@@ -679,6 +884,11 @@
           </w:tcPr>
           <w:p>
             <w:r>
+              <w:rPr>
+                <w:rFonts w:ascii="Times New Roman" w:hAnsi="Times New Roman" w:eastAsia="Times New Roman"/>
+                <w:color w:val="000000"/>
+                <w:sz w:val="26"/>
+              </w:rPr>
               <w:t>Kết quả</w:t>
             </w:r>
           </w:p>
@@ -689,6 +899,11 @@
           </w:tcPr>
           <w:p>
             <w:r>
+              <w:rPr>
+                <w:rFonts w:ascii="Times New Roman" w:hAnsi="Times New Roman" w:eastAsia="Times New Roman"/>
+                <w:color w:val="000000"/>
+                <w:sz w:val="26"/>
+              </w:rPr>
               <w:t>Thời gian</w:t>
             </w:r>
           </w:p>
@@ -699,6 +914,11 @@
           </w:tcPr>
           <w:p>
             <w:r>
+              <w:rPr>
+                <w:rFonts w:ascii="Times New Roman" w:hAnsi="Times New Roman" w:eastAsia="Times New Roman"/>
+                <w:color w:val="000000"/>
+                <w:sz w:val="26"/>
+              </w:rPr>
               <w:t>Mô tả</w:t>
             </w:r>
           </w:p>
@@ -709,6 +929,11 @@
           </w:tcPr>
           <w:p>
             <w:r>
+              <w:rPr>
+                <w:rFonts w:ascii="Times New Roman" w:hAnsi="Times New Roman" w:eastAsia="Times New Roman"/>
+                <w:color w:val="000000"/>
+                <w:sz w:val="26"/>
+              </w:rPr>
               <w:t>Chi tiết</w:t>
             </w:r>
           </w:p>
@@ -721,6 +946,11 @@
           </w:tcPr>
           <w:p>
             <w:r>
+              <w:rPr>
+                <w:rFonts w:ascii="Times New Roman" w:hAnsi="Times New Roman" w:eastAsia="Times New Roman"/>
+                <w:color w:val="000000"/>
+                <w:sz w:val="26"/>
+              </w:rPr>
               <w:t>TC-SPECIALTY-001</w:t>
             </w:r>
           </w:p>
@@ -731,6 +961,11 @@
           </w:tcPr>
           <w:p>
             <w:r>
+              <w:rPr>
+                <w:rFonts w:ascii="Times New Roman" w:hAnsi="Times New Roman" w:eastAsia="Times New Roman"/>
+                <w:color w:val="000000"/>
+                <w:sz w:val="26"/>
+              </w:rPr>
               <w:t>1</w:t>
             </w:r>
           </w:p>
@@ -741,6 +976,11 @@
           </w:tcPr>
           <w:p>
             <w:r>
+              <w:rPr>
+                <w:rFonts w:ascii="Times New Roman" w:hAnsi="Times New Roman" w:eastAsia="Times New Roman"/>
+                <w:color w:val="000000"/>
+                <w:sz w:val="26"/>
+              </w:rPr>
               <w:t>PASS</w:t>
             </w:r>
           </w:p>
@@ -751,7 +991,12 @@
           </w:tcPr>
           <w:p>
             <w:r>
-              <w:t>31/08/2026 18:15:47</w:t>
+              <w:rPr>
+                <w:rFonts w:ascii="Times New Roman" w:hAnsi="Times New Roman" w:eastAsia="Times New Roman"/>
+                <w:color w:val="000000"/>
+                <w:sz w:val="26"/>
+              </w:rPr>
+              <w:t>06/09/2026 19:40:02</w:t>
             </w:r>
           </w:p>
         </w:tc>
@@ -761,6 +1006,11 @@
           </w:tcPr>
           <w:p>
             <w:r>
+              <w:rPr>
+                <w:rFonts w:ascii="Times New Roman" w:hAnsi="Times New Roman" w:eastAsia="Times New Roman"/>
+                <w:color w:val="000000"/>
+                <w:sz w:val="26"/>
+              </w:rPr>
               <w:t>Mở trang Chuyên khoa thành công</w:t>
             </w:r>
           </w:p>
@@ -770,7 +1020,13 @@
             <w:tcW w:type="dxa" w:w="1440"/>
           </w:tcPr>
           <w:p>
-            <w:r/>
+            <w:r>
+              <w:rPr>
+                <w:rFonts w:ascii="Times New Roman" w:hAnsi="Times New Roman" w:eastAsia="Times New Roman"/>
+                <w:color w:val="000000"/>
+                <w:sz w:val="26"/>
+              </w:rPr>
+            </w:r>
           </w:p>
         </w:tc>
       </w:tr>
@@ -781,6 +1037,11 @@
           </w:tcPr>
           <w:p>
             <w:r>
+              <w:rPr>
+                <w:rFonts w:ascii="Times New Roman" w:hAnsi="Times New Roman" w:eastAsia="Times New Roman"/>
+                <w:color w:val="000000"/>
+                <w:sz w:val="26"/>
+              </w:rPr>
               <w:t>TC-SPECIALTY-001</w:t>
             </w:r>
           </w:p>
@@ -791,6 +1052,11 @@
           </w:tcPr>
           <w:p>
             <w:r>
+              <w:rPr>
+                <w:rFonts w:ascii="Times New Roman" w:hAnsi="Times New Roman" w:eastAsia="Times New Roman"/>
+                <w:color w:val="000000"/>
+                <w:sz w:val="26"/>
+              </w:rPr>
               <w:t>2</w:t>
             </w:r>
           </w:p>
@@ -801,6 +1067,11 @@
           </w:tcPr>
           <w:p>
             <w:r>
+              <w:rPr>
+                <w:rFonts w:ascii="Times New Roman" w:hAnsi="Times New Roman" w:eastAsia="Times New Roman"/>
+                <w:color w:val="000000"/>
+                <w:sz w:val="26"/>
+              </w:rPr>
               <w:t>PASS</w:t>
             </w:r>
           </w:p>
@@ -811,7 +1082,12 @@
           </w:tcPr>
           <w:p>
             <w:r>
-              <w:t>31/08/2026 18:15:47</w:t>
+              <w:rPr>
+                <w:rFonts w:ascii="Times New Roman" w:hAnsi="Times New Roman" w:eastAsia="Times New Roman"/>
+                <w:color w:val="000000"/>
+                <w:sz w:val="26"/>
+              </w:rPr>
+              <w:t>06/09/2026 19:40:02</w:t>
             </w:r>
           </w:p>
         </w:tc>
@@ -821,6 +1097,11 @@
           </w:tcPr>
           <w:p>
             <w:r>
+              <w:rPr>
+                <w:rFonts w:ascii="Times New Roman" w:hAnsi="Times New Roman" w:eastAsia="Times New Roman"/>
+                <w:color w:val="000000"/>
+                <w:sz w:val="26"/>
+              </w:rPr>
               <w:t>Hiển thị đúng tiêu đề và số lượng chuyên khoa</w:t>
             </w:r>
           </w:p>
@@ -831,6 +1112,11 @@
           </w:tcPr>
           <w:p>
             <w:r>
+              <w:rPr>
+                <w:rFonts w:ascii="Times New Roman" w:hAnsi="Times New Roman" w:eastAsia="Times New Roman"/>
+                <w:color w:val="000000"/>
+                <w:sz w:val="26"/>
+              </w:rPr>
               <w:t>Số lượng: 8</w:t>
             </w:r>
           </w:p>
@@ -843,6 +1129,11 @@
           </w:tcPr>
           <w:p>
             <w:r>
+              <w:rPr>
+                <w:rFonts w:ascii="Times New Roman" w:hAnsi="Times New Roman" w:eastAsia="Times New Roman"/>
+                <w:color w:val="000000"/>
+                <w:sz w:val="26"/>
+              </w:rPr>
               <w:t>TC-SPECIALTY-001</w:t>
             </w:r>
           </w:p>
@@ -853,6 +1144,11 @@
           </w:tcPr>
           <w:p>
             <w:r>
+              <w:rPr>
+                <w:rFonts w:ascii="Times New Roman" w:hAnsi="Times New Roman" w:eastAsia="Times New Roman"/>
+                <w:color w:val="000000"/>
+                <w:sz w:val="26"/>
+              </w:rPr>
               <w:t>3</w:t>
             </w:r>
           </w:p>
@@ -863,6 +1159,11 @@
           </w:tcPr>
           <w:p>
             <w:r>
+              <w:rPr>
+                <w:rFonts w:ascii="Times New Roman" w:hAnsi="Times New Roman" w:eastAsia="Times New Roman"/>
+                <w:color w:val="000000"/>
+                <w:sz w:val="26"/>
+              </w:rPr>
               <w:t>PASS</w:t>
             </w:r>
           </w:p>
@@ -873,7 +1174,12 @@
           </w:tcPr>
           <w:p>
             <w:r>
-              <w:t>31/08/2026 18:15:47</w:t>
+              <w:rPr>
+                <w:rFonts w:ascii="Times New Roman" w:hAnsi="Times New Roman" w:eastAsia="Times New Roman"/>
+                <w:color w:val="000000"/>
+                <w:sz w:val="26"/>
+              </w:rPr>
+              <w:t>06/09/2026 19:40:02</w:t>
             </w:r>
           </w:p>
         </w:tc>
@@ -883,6 +1189,11 @@
           </w:tcPr>
           <w:p>
             <w:r>
+              <w:rPr>
+                <w:rFonts w:ascii="Times New Roman" w:hAnsi="Times New Roman" w:eastAsia="Times New Roman"/>
+                <w:color w:val="000000"/>
+                <w:sz w:val="26"/>
+              </w:rPr>
               <w:t>Danh sách hiển thị đầy đủ 8 card chuyên khoa</w:t>
             </w:r>
           </w:p>
@@ -892,7 +1203,13 @@
             <w:tcW w:type="dxa" w:w="1440"/>
           </w:tcPr>
           <w:p>
-            <w:r/>
+            <w:r>
+              <w:rPr>
+                <w:rFonts w:ascii="Times New Roman" w:hAnsi="Times New Roman" w:eastAsia="Times New Roman"/>
+                <w:color w:val="000000"/>
+                <w:sz w:val="26"/>
+              </w:rPr>
+            </w:r>
           </w:p>
         </w:tc>
       </w:tr>
@@ -903,6 +1220,11 @@
           </w:tcPr>
           <w:p>
             <w:r>
+              <w:rPr>
+                <w:rFonts w:ascii="Times New Roman" w:hAnsi="Times New Roman" w:eastAsia="Times New Roman"/>
+                <w:color w:val="000000"/>
+                <w:sz w:val="26"/>
+              </w:rPr>
               <w:t>TC-SPECIALTY-001</w:t>
             </w:r>
           </w:p>
@@ -913,6 +1235,11 @@
           </w:tcPr>
           <w:p>
             <w:r>
+              <w:rPr>
+                <w:rFonts w:ascii="Times New Roman" w:hAnsi="Times New Roman" w:eastAsia="Times New Roman"/>
+                <w:color w:val="000000"/>
+                <w:sz w:val="26"/>
+              </w:rPr>
               <w:t>4</w:t>
             </w:r>
           </w:p>
@@ -923,6 +1250,11 @@
           </w:tcPr>
           <w:p>
             <w:r>
+              <w:rPr>
+                <w:rFonts w:ascii="Times New Roman" w:hAnsi="Times New Roman" w:eastAsia="Times New Roman"/>
+                <w:color w:val="000000"/>
+                <w:sz w:val="26"/>
+              </w:rPr>
               <w:t>PASS</w:t>
             </w:r>
           </w:p>
@@ -933,7 +1265,12 @@
           </w:tcPr>
           <w:p>
             <w:r>
-              <w:t>31/08/2026 18:15:48</w:t>
+              <w:rPr>
+                <w:rFonts w:ascii="Times New Roman" w:hAnsi="Times New Roman" w:eastAsia="Times New Roman"/>
+                <w:color w:val="000000"/>
+                <w:sz w:val="26"/>
+              </w:rPr>
+              <w:t>06/09/2026 19:40:03</w:t>
             </w:r>
           </w:p>
         </w:tc>
@@ -943,6 +1280,11 @@
           </w:tcPr>
           <w:p>
             <w:r>
+              <w:rPr>
+                <w:rFonts w:ascii="Times New Roman" w:hAnsi="Times New Roman" w:eastAsia="Times New Roman"/>
+                <w:color w:val="000000"/>
+                <w:sz w:val="26"/>
+              </w:rPr>
               <w:t>Mỗi card hiển thị đầy đủ hình ảnh, tên, mô tả và các nút chức năng</w:t>
             </w:r>
           </w:p>
@@ -953,6 +1295,11 @@
           </w:tcPr>
           <w:p>
             <w:r>
+              <w:rPr>
+                <w:rFonts w:ascii="Times New Roman" w:hAnsi="Times New Roman" w:eastAsia="Times New Roman"/>
+                <w:color w:val="000000"/>
+                <w:sz w:val="26"/>
+              </w:rPr>
               <w:t>Specialties: Xét Nghiệm, Y Học Cổ Truyền, Tai mui hong, Mat, San phu khoa, Rang ham mat, Khoa kham benh, Nhi khoa</w:t>
             </w:r>
           </w:p>
@@ -965,6 +1312,11 @@
           </w:tcPr>
           <w:p>
             <w:r>
+              <w:rPr>
+                <w:rFonts w:ascii="Times New Roman" w:hAnsi="Times New Roman" w:eastAsia="Times New Roman"/>
+                <w:color w:val="000000"/>
+                <w:sz w:val="26"/>
+              </w:rPr>
               <w:t>TC-SPECIALTY-002</w:t>
             </w:r>
           </w:p>
@@ -975,6 +1327,11 @@
           </w:tcPr>
           <w:p>
             <w:r>
+              <w:rPr>
+                <w:rFonts w:ascii="Times New Roman" w:hAnsi="Times New Roman" w:eastAsia="Times New Roman"/>
+                <w:color w:val="000000"/>
+                <w:sz w:val="26"/>
+              </w:rPr>
               <w:t>1</w:t>
             </w:r>
           </w:p>
@@ -985,6 +1342,11 @@
           </w:tcPr>
           <w:p>
             <w:r>
+              <w:rPr>
+                <w:rFonts w:ascii="Times New Roman" w:hAnsi="Times New Roman" w:eastAsia="Times New Roman"/>
+                <w:color w:val="000000"/>
+                <w:sz w:val="26"/>
+              </w:rPr>
               <w:t>PASS</w:t>
             </w:r>
           </w:p>
@@ -995,7 +1357,12 @@
           </w:tcPr>
           <w:p>
             <w:r>
-              <w:t>31/08/2026 18:15:55</w:t>
+              <w:rPr>
+                <w:rFonts w:ascii="Times New Roman" w:hAnsi="Times New Roman" w:eastAsia="Times New Roman"/>
+                <w:color w:val="000000"/>
+                <w:sz w:val="26"/>
+              </w:rPr>
+              <w:t>06/09/2026 19:40:10</w:t>
             </w:r>
           </w:p>
         </w:tc>
@@ -1005,6 +1372,11 @@
           </w:tcPr>
           <w:p>
             <w:r>
+              <w:rPr>
+                <w:rFonts w:ascii="Times New Roman" w:hAnsi="Times New Roman" w:eastAsia="Times New Roman"/>
+                <w:color w:val="000000"/>
+                <w:sz w:val="26"/>
+              </w:rPr>
               <w:t>Mở trang Chuyên khoa thành công</w:t>
             </w:r>
           </w:p>
@@ -1014,261 +1386,12 @@
             <w:tcW w:type="dxa" w:w="1440"/>
           </w:tcPr>
           <w:p>
-            <w:r/>
-          </w:p>
-        </w:tc>
-      </w:tr>
-      <w:tr>
-        <w:tc>
-          <w:tcPr>
-            <w:tcW w:type="dxa" w:w="1440"/>
-          </w:tcPr>
-          <w:p>
             <w:r>
-              <w:t>TC-SPECIALTY-002</w:t>
-            </w:r>
-          </w:p>
-        </w:tc>
-        <w:tc>
-          <w:tcPr>
-            <w:tcW w:type="dxa" w:w="1440"/>
-          </w:tcPr>
-          <w:p>
-            <w:r>
-              <w:t>2</w:t>
-            </w:r>
-          </w:p>
-        </w:tc>
-        <w:tc>
-          <w:tcPr>
-            <w:tcW w:type="dxa" w:w="1440"/>
-          </w:tcPr>
-          <w:p>
-            <w:r>
-              <w:t>PASS</w:t>
-            </w:r>
-          </w:p>
-        </w:tc>
-        <w:tc>
-          <w:tcPr>
-            <w:tcW w:type="dxa" w:w="1440"/>
-          </w:tcPr>
-          <w:p>
-            <w:r>
-              <w:t>31/08/2026 18:15:55</w:t>
-            </w:r>
-          </w:p>
-        </w:tc>
-        <w:tc>
-          <w:tcPr>
-            <w:tcW w:type="dxa" w:w="1440"/>
-          </w:tcPr>
-          <w:p>
-            <w:r>
-              <w:t>Nhập từ khóa tìm kiếm: Mat</w:t>
-            </w:r>
-          </w:p>
-        </w:tc>
-        <w:tc>
-          <w:tcPr>
-            <w:tcW w:type="dxa" w:w="1440"/>
-          </w:tcPr>
-          <w:p>
-            <w:r/>
-          </w:p>
-        </w:tc>
-      </w:tr>
-      <w:tr>
-        <w:tc>
-          <w:tcPr>
-            <w:tcW w:type="dxa" w:w="1440"/>
-          </w:tcPr>
-          <w:p>
-            <w:r>
-              <w:t>TC-SPECIALTY-002</w:t>
-            </w:r>
-          </w:p>
-        </w:tc>
-        <w:tc>
-          <w:tcPr>
-            <w:tcW w:type="dxa" w:w="1440"/>
-          </w:tcPr>
-          <w:p>
-            <w:r>
-              <w:t>3</w:t>
-            </w:r>
-          </w:p>
-        </w:tc>
-        <w:tc>
-          <w:tcPr>
-            <w:tcW w:type="dxa" w:w="1440"/>
-          </w:tcPr>
-          <w:p>
-            <w:r>
-              <w:t>PASS</w:t>
-            </w:r>
-          </w:p>
-        </w:tc>
-        <w:tc>
-          <w:tcPr>
-            <w:tcW w:type="dxa" w:w="1440"/>
-          </w:tcPr>
-          <w:p>
-            <w:r>
-              <w:t>31/08/2026 18:15:55</w:t>
-            </w:r>
-          </w:p>
-        </w:tc>
-        <w:tc>
-          <w:tcPr>
-            <w:tcW w:type="dxa" w:w="1440"/>
-          </w:tcPr>
-          <w:p>
-            <w:r>
-              <w:t>Nhấn nút Tìm kiếm</w:t>
-            </w:r>
-          </w:p>
-        </w:tc>
-        <w:tc>
-          <w:tcPr>
-            <w:tcW w:type="dxa" w:w="1440"/>
-          </w:tcPr>
-          <w:p>
-            <w:r/>
-          </w:p>
-        </w:tc>
-      </w:tr>
-      <w:tr>
-        <w:tc>
-          <w:tcPr>
-            <w:tcW w:type="dxa" w:w="1440"/>
-          </w:tcPr>
-          <w:p>
-            <w:r>
-              <w:t>TC-SPECIALTY-002</w:t>
-            </w:r>
-          </w:p>
-        </w:tc>
-        <w:tc>
-          <w:tcPr>
-            <w:tcW w:type="dxa" w:w="1440"/>
-          </w:tcPr>
-          <w:p>
-            <w:r>
-              <w:t>4</w:t>
-            </w:r>
-          </w:p>
-        </w:tc>
-        <w:tc>
-          <w:tcPr>
-            <w:tcW w:type="dxa" w:w="1440"/>
-          </w:tcPr>
-          <w:p>
-            <w:r>
-              <w:t>FAIL</w:t>
-            </w:r>
-          </w:p>
-        </w:tc>
-        <w:tc>
-          <w:tcPr>
-            <w:tcW w:type="dxa" w:w="1440"/>
-          </w:tcPr>
-          <w:p>
-            <w:r>
-              <w:t>31/08/2026 18:15:55</w:t>
-            </w:r>
-          </w:p>
-        </w:tc>
-        <w:tc>
-          <w:tcPr>
-            <w:tcW w:type="dxa" w:w="1440"/>
-          </w:tcPr>
-          <w:p>
-            <w:r>
-              <w:t>Step 4 thực thi thất bại</w:t>
-            </w:r>
-          </w:p>
-        </w:tc>
-        <w:tc>
-          <w:tcPr>
-            <w:tcW w:type="dxa" w:w="1440"/>
-          </w:tcPr>
-          <w:p>
-            <w:r>
-              <w:t>Message: stale element reference: stale element not found in the current frame</w:t>
-              <w:br/>
-              <w:t xml:space="preserve">  (Session info: chrome=152.0.7977.64); For documentation on this error, please visit: https://www.selenium.dev/documentation/webdriver/troubleshooting/errors#staleelementreferenceexception</w:t>
-              <w:br/>
-              <w:t>Stacktrace:</w:t>
-              <w:br/>
-              <w:tab/>
-              <w:t>chromedriver!GetHandleVerifier [0x7ff732158a65+5625]</w:t>
-              <w:br/>
-              <w:tab/>
-              <w:t>chromedriver!(No symbol) [0x7ff73207ce10]</w:t>
-              <w:br/>
-              <w:tab/>
-              <w:t>chromedriver!(No symbol) [0x7ff731ea5f8d]</w:t>
-              <w:br/>
-              <w:tab/>
-              <w:t>chromedriver!(No symbol) [0x7ff731eadfe1]</w:t>
-              <w:br/>
-              <w:tab/>
-              <w:t>chromedriver!(No symbol) [0x7ff731eb0f55]</w:t>
-              <w:br/>
-              <w:tab/>
-              <w:t>chromedriver!(No symbol) [0x7ff731eb101f]</w:t>
-              <w:br/>
-              <w:tab/>
-              <w:t>chromedriver!(No symbol) [0x7ff731f00c1b]</w:t>
-              <w:br/>
-              <w:tab/>
-              <w:t>chromedriver!(No symbol) [0x7ff731f016fc]</w:t>
-              <w:br/>
-              <w:tab/>
-              <w:t>chromedriver!(No symbol) [0x7ff731ef515c]</w:t>
-              <w:br/>
-              <w:tab/>
-              <w:t>chromedriver!(No symbol) [0x7ff731ef5006]</w:t>
-              <w:br/>
-              <w:tab/>
-              <w:t>chromedriver!(No symbol) [0x7ff731f4eef1]</w:t>
-              <w:br/>
-              <w:tab/>
-              <w:t>chromedriver!(No symbol) [0x7ff731ef384b]</w:t>
-              <w:br/>
-              <w:tab/>
-              <w:t>chromedriver!(No symbol) [0x7ff731ef4783]</w:t>
-              <w:br/>
-              <w:tab/>
-              <w:t>chromedriver!GetHandleVerifier [0x7ff73257476b+42132b]</w:t>
-              <w:br/>
-              <w:tab/>
-              <w:t>chromedriver!GetHandleVerifier [0x7ff73259fcf2+44c8b2]</w:t>
-              <w:br/>
-              <w:tab/>
-              <w:t>chromedriver!GetHandleVerifier [0x7ff732593c9e+44085e]</w:t>
-              <w:br/>
-              <w:tab/>
-              <w:t>chromedriver!GetHandleVerifier [0x7ff732254e3e+1019fe]</w:t>
-              <w:br/>
-              <w:tab/>
-              <w:t>chromedriver!(No symbol) [0x7ff732089f6c]</w:t>
-              <w:br/>
-              <w:tab/>
-              <w:t>chromedriver!(No symbol) [0x7ff732085c44]</w:t>
-              <w:br/>
-              <w:tab/>
-              <w:t>chromedriver!(No symbol) [0x7ff732085dd4]</w:t>
-              <w:br/>
-              <w:tab/>
-              <w:t>chromedriver!(No symbol) [0x7ff732070cbc]</w:t>
-              <w:br/>
-              <w:tab/>
-              <w:t>KERNEL32!BaseThreadInitThunk [0x7ff9119dccb7+17]</w:t>
-              <w:br/>
-              <w:tab/>
-              <w:t>ntdll!RtlUserThreadStart [0x7ff9121cad6c+2c]</w:t>
+              <w:rPr>
+                <w:rFonts w:ascii="Times New Roman" w:hAnsi="Times New Roman" w:eastAsia="Times New Roman"/>
+                <w:color w:val="000000"/>
+                <w:sz w:val="26"/>
+              </w:rPr>
             </w:r>
           </w:p>
         </w:tc>
@@ -1280,6 +1403,285 @@
           </w:tcPr>
           <w:p>
             <w:r>
+              <w:rPr>
+                <w:rFonts w:ascii="Times New Roman" w:hAnsi="Times New Roman" w:eastAsia="Times New Roman"/>
+                <w:color w:val="000000"/>
+                <w:sz w:val="26"/>
+              </w:rPr>
+              <w:t>TC-SPECIALTY-002</w:t>
+            </w:r>
+          </w:p>
+        </w:tc>
+        <w:tc>
+          <w:tcPr>
+            <w:tcW w:type="dxa" w:w="1440"/>
+          </w:tcPr>
+          <w:p>
+            <w:r>
+              <w:rPr>
+                <w:rFonts w:ascii="Times New Roman" w:hAnsi="Times New Roman" w:eastAsia="Times New Roman"/>
+                <w:color w:val="000000"/>
+                <w:sz w:val="26"/>
+              </w:rPr>
+              <w:t>2</w:t>
+            </w:r>
+          </w:p>
+        </w:tc>
+        <w:tc>
+          <w:tcPr>
+            <w:tcW w:type="dxa" w:w="1440"/>
+          </w:tcPr>
+          <w:p>
+            <w:r>
+              <w:rPr>
+                <w:rFonts w:ascii="Times New Roman" w:hAnsi="Times New Roman" w:eastAsia="Times New Roman"/>
+                <w:color w:val="000000"/>
+                <w:sz w:val="26"/>
+              </w:rPr>
+              <w:t>PASS</w:t>
+            </w:r>
+          </w:p>
+        </w:tc>
+        <w:tc>
+          <w:tcPr>
+            <w:tcW w:type="dxa" w:w="1440"/>
+          </w:tcPr>
+          <w:p>
+            <w:r>
+              <w:rPr>
+                <w:rFonts w:ascii="Times New Roman" w:hAnsi="Times New Roman" w:eastAsia="Times New Roman"/>
+                <w:color w:val="000000"/>
+                <w:sz w:val="26"/>
+              </w:rPr>
+              <w:t>06/09/2026 19:40:10</w:t>
+            </w:r>
+          </w:p>
+        </w:tc>
+        <w:tc>
+          <w:tcPr>
+            <w:tcW w:type="dxa" w:w="1440"/>
+          </w:tcPr>
+          <w:p>
+            <w:r>
+              <w:rPr>
+                <w:rFonts w:ascii="Times New Roman" w:hAnsi="Times New Roman" w:eastAsia="Times New Roman"/>
+                <w:color w:val="000000"/>
+                <w:sz w:val="26"/>
+              </w:rPr>
+              <w:t>Nhập từ khóa tìm kiếm: Mat</w:t>
+            </w:r>
+          </w:p>
+        </w:tc>
+        <w:tc>
+          <w:tcPr>
+            <w:tcW w:type="dxa" w:w="1440"/>
+          </w:tcPr>
+          <w:p>
+            <w:r>
+              <w:rPr>
+                <w:rFonts w:ascii="Times New Roman" w:hAnsi="Times New Roman" w:eastAsia="Times New Roman"/>
+                <w:color w:val="000000"/>
+                <w:sz w:val="26"/>
+              </w:rPr>
+            </w:r>
+          </w:p>
+        </w:tc>
+      </w:tr>
+      <w:tr>
+        <w:tc>
+          <w:tcPr>
+            <w:tcW w:type="dxa" w:w="1440"/>
+          </w:tcPr>
+          <w:p>
+            <w:r>
+              <w:rPr>
+                <w:rFonts w:ascii="Times New Roman" w:hAnsi="Times New Roman" w:eastAsia="Times New Roman"/>
+                <w:color w:val="000000"/>
+                <w:sz w:val="26"/>
+              </w:rPr>
+              <w:t>TC-SPECIALTY-002</w:t>
+            </w:r>
+          </w:p>
+        </w:tc>
+        <w:tc>
+          <w:tcPr>
+            <w:tcW w:type="dxa" w:w="1440"/>
+          </w:tcPr>
+          <w:p>
+            <w:r>
+              <w:rPr>
+                <w:rFonts w:ascii="Times New Roman" w:hAnsi="Times New Roman" w:eastAsia="Times New Roman"/>
+                <w:color w:val="000000"/>
+                <w:sz w:val="26"/>
+              </w:rPr>
+              <w:t>3</w:t>
+            </w:r>
+          </w:p>
+        </w:tc>
+        <w:tc>
+          <w:tcPr>
+            <w:tcW w:type="dxa" w:w="1440"/>
+          </w:tcPr>
+          <w:p>
+            <w:r>
+              <w:rPr>
+                <w:rFonts w:ascii="Times New Roman" w:hAnsi="Times New Roman" w:eastAsia="Times New Roman"/>
+                <w:color w:val="000000"/>
+                <w:sz w:val="26"/>
+              </w:rPr>
+              <w:t>PASS</w:t>
+            </w:r>
+          </w:p>
+        </w:tc>
+        <w:tc>
+          <w:tcPr>
+            <w:tcW w:type="dxa" w:w="1440"/>
+          </w:tcPr>
+          <w:p>
+            <w:r>
+              <w:rPr>
+                <w:rFonts w:ascii="Times New Roman" w:hAnsi="Times New Roman" w:eastAsia="Times New Roman"/>
+                <w:color w:val="000000"/>
+                <w:sz w:val="26"/>
+              </w:rPr>
+              <w:t>06/09/2026 19:40:10</w:t>
+            </w:r>
+          </w:p>
+        </w:tc>
+        <w:tc>
+          <w:tcPr>
+            <w:tcW w:type="dxa" w:w="1440"/>
+          </w:tcPr>
+          <w:p>
+            <w:r>
+              <w:rPr>
+                <w:rFonts w:ascii="Times New Roman" w:hAnsi="Times New Roman" w:eastAsia="Times New Roman"/>
+                <w:color w:val="000000"/>
+                <w:sz w:val="26"/>
+              </w:rPr>
+              <w:t>Nhấn nút Tìm kiếm</w:t>
+            </w:r>
+          </w:p>
+        </w:tc>
+        <w:tc>
+          <w:tcPr>
+            <w:tcW w:type="dxa" w:w="1440"/>
+          </w:tcPr>
+          <w:p>
+            <w:r>
+              <w:rPr>
+                <w:rFonts w:ascii="Times New Roman" w:hAnsi="Times New Roman" w:eastAsia="Times New Roman"/>
+                <w:color w:val="000000"/>
+                <w:sz w:val="26"/>
+              </w:rPr>
+            </w:r>
+          </w:p>
+        </w:tc>
+      </w:tr>
+      <w:tr>
+        <w:tc>
+          <w:tcPr>
+            <w:tcW w:type="dxa" w:w="1440"/>
+          </w:tcPr>
+          <w:p>
+            <w:r>
+              <w:rPr>
+                <w:rFonts w:ascii="Times New Roman" w:hAnsi="Times New Roman" w:eastAsia="Times New Roman"/>
+                <w:color w:val="000000"/>
+                <w:sz w:val="26"/>
+              </w:rPr>
+              <w:t>TC-SPECIALTY-002</w:t>
+            </w:r>
+          </w:p>
+        </w:tc>
+        <w:tc>
+          <w:tcPr>
+            <w:tcW w:type="dxa" w:w="1440"/>
+          </w:tcPr>
+          <w:p>
+            <w:r>
+              <w:rPr>
+                <w:rFonts w:ascii="Times New Roman" w:hAnsi="Times New Roman" w:eastAsia="Times New Roman"/>
+                <w:color w:val="000000"/>
+                <w:sz w:val="26"/>
+              </w:rPr>
+              <w:t>4</w:t>
+            </w:r>
+          </w:p>
+        </w:tc>
+        <w:tc>
+          <w:tcPr>
+            <w:tcW w:type="dxa" w:w="1440"/>
+          </w:tcPr>
+          <w:p>
+            <w:r>
+              <w:rPr>
+                <w:rFonts w:ascii="Times New Roman" w:hAnsi="Times New Roman" w:eastAsia="Times New Roman"/>
+                <w:color w:val="000000"/>
+                <w:sz w:val="26"/>
+              </w:rPr>
+              <w:t>PASS</w:t>
+            </w:r>
+          </w:p>
+        </w:tc>
+        <w:tc>
+          <w:tcPr>
+            <w:tcW w:type="dxa" w:w="1440"/>
+          </w:tcPr>
+          <w:p>
+            <w:r>
+              <w:rPr>
+                <w:rFonts w:ascii="Times New Roman" w:hAnsi="Times New Roman" w:eastAsia="Times New Roman"/>
+                <w:color w:val="000000"/>
+                <w:sz w:val="26"/>
+              </w:rPr>
+              <w:t>06/09/2026 19:40:10</w:t>
+            </w:r>
+          </w:p>
+        </w:tc>
+        <w:tc>
+          <w:tcPr>
+            <w:tcW w:type="dxa" w:w="1440"/>
+          </w:tcPr>
+          <w:p>
+            <w:r>
+              <w:rPr>
+                <w:rFonts w:ascii="Times New Roman" w:hAnsi="Times New Roman" w:eastAsia="Times New Roman"/>
+                <w:color w:val="000000"/>
+                <w:sz w:val="26"/>
+              </w:rPr>
+              <w:t>Hiển thị đúng chuyên khoa phù hợp với từ khóa</w:t>
+            </w:r>
+          </w:p>
+        </w:tc>
+        <w:tc>
+          <w:tcPr>
+            <w:tcW w:type="dxa" w:w="1440"/>
+          </w:tcPr>
+          <w:p>
+            <w:r>
+              <w:rPr>
+                <w:rFonts w:ascii="Times New Roman" w:hAnsi="Times New Roman" w:eastAsia="Times New Roman"/>
+                <w:color w:val="000000"/>
+                <w:sz w:val="26"/>
+              </w:rPr>
+              <w:t>Actual: ['Mat', 'Rang ham mat']</w:t>
+            </w:r>
+          </w:p>
+        </w:tc>
+      </w:tr>
+      <w:tr>
+        <w:tc>
+          <w:tcPr>
+            <w:tcW w:type="dxa" w:w="1440"/>
+          </w:tcPr>
+          <w:p>
+            <w:r>
+              <w:rPr>
+                <w:rFonts w:ascii="Times New Roman" w:hAnsi="Times New Roman" w:eastAsia="Times New Roman"/>
+                <w:color w:val="000000"/>
+                <w:sz w:val="26"/>
+              </w:rPr>
               <w:t>TC-SPECIALTY-003</w:t>
             </w:r>
           </w:p>
@@ -1290,6 +1692,11 @@
           </w:tcPr>
           <w:p>
             <w:r>
+              <w:rPr>
+                <w:rFonts w:ascii="Times New Roman" w:hAnsi="Times New Roman" w:eastAsia="Times New Roman"/>
+                <w:color w:val="000000"/>
+                <w:sz w:val="26"/>
+              </w:rPr>
               <w:t>1</w:t>
             </w:r>
           </w:p>
@@ -1300,6 +1707,11 @@
           </w:tcPr>
           <w:p>
             <w:r>
+              <w:rPr>
+                <w:rFonts w:ascii="Times New Roman" w:hAnsi="Times New Roman" w:eastAsia="Times New Roman"/>
+                <w:color w:val="000000"/>
+                <w:sz w:val="26"/>
+              </w:rPr>
               <w:t>PASS</w:t>
             </w:r>
           </w:p>
@@ -1310,7 +1722,12 @@
           </w:tcPr>
           <w:p>
             <w:r>
-              <w:t>31/08/2026 18:16:03</w:t>
+              <w:rPr>
+                <w:rFonts w:ascii="Times New Roman" w:hAnsi="Times New Roman" w:eastAsia="Times New Roman"/>
+                <w:color w:val="000000"/>
+                <w:sz w:val="26"/>
+              </w:rPr>
+              <w:t>06/09/2026 19:40:17</w:t>
             </w:r>
           </w:p>
         </w:tc>
@@ -1320,6 +1737,11 @@
           </w:tcPr>
           <w:p>
             <w:r>
+              <w:rPr>
+                <w:rFonts w:ascii="Times New Roman" w:hAnsi="Times New Roman" w:eastAsia="Times New Roman"/>
+                <w:color w:val="000000"/>
+                <w:sz w:val="26"/>
+              </w:rPr>
               <w:t>Mở trang Chuyên khoa thành công</w:t>
             </w:r>
           </w:p>
@@ -1329,7 +1751,13 @@
             <w:tcW w:type="dxa" w:w="1440"/>
           </w:tcPr>
           <w:p>
-            <w:r/>
+            <w:r>
+              <w:rPr>
+                <w:rFonts w:ascii="Times New Roman" w:hAnsi="Times New Roman" w:eastAsia="Times New Roman"/>
+                <w:color w:val="000000"/>
+                <w:sz w:val="26"/>
+              </w:rPr>
+            </w:r>
           </w:p>
         </w:tc>
       </w:tr>
@@ -1340,6 +1768,11 @@
           </w:tcPr>
           <w:p>
             <w:r>
+              <w:rPr>
+                <w:rFonts w:ascii="Times New Roman" w:hAnsi="Times New Roman" w:eastAsia="Times New Roman"/>
+                <w:color w:val="000000"/>
+                <w:sz w:val="26"/>
+              </w:rPr>
               <w:t>TC-SPECIALTY-003</w:t>
             </w:r>
           </w:p>
@@ -1350,6 +1783,11 @@
           </w:tcPr>
           <w:p>
             <w:r>
+              <w:rPr>
+                <w:rFonts w:ascii="Times New Roman" w:hAnsi="Times New Roman" w:eastAsia="Times New Roman"/>
+                <w:color w:val="000000"/>
+                <w:sz w:val="26"/>
+              </w:rPr>
               <w:t>2</w:t>
             </w:r>
           </w:p>
@@ -1360,6 +1798,11 @@
           </w:tcPr>
           <w:p>
             <w:r>
+              <w:rPr>
+                <w:rFonts w:ascii="Times New Roman" w:hAnsi="Times New Roman" w:eastAsia="Times New Roman"/>
+                <w:color w:val="000000"/>
+                <w:sz w:val="26"/>
+              </w:rPr>
               <w:t>PASS</w:t>
             </w:r>
           </w:p>
@@ -1370,7 +1813,12 @@
           </w:tcPr>
           <w:p>
             <w:r>
-              <w:t>31/08/2026 18:16:03</w:t>
+              <w:rPr>
+                <w:rFonts w:ascii="Times New Roman" w:hAnsi="Times New Roman" w:eastAsia="Times New Roman"/>
+                <w:color w:val="000000"/>
+                <w:sz w:val="26"/>
+              </w:rPr>
+              <w:t>06/09/2026 19:40:18</w:t>
             </w:r>
           </w:p>
         </w:tc>
@@ -1380,6 +1828,11 @@
           </w:tcPr>
           <w:p>
             <w:r>
+              <w:rPr>
+                <w:rFonts w:ascii="Times New Roman" w:hAnsi="Times New Roman" w:eastAsia="Times New Roman"/>
+                <w:color w:val="000000"/>
+                <w:sz w:val="26"/>
+              </w:rPr>
               <w:t>Nhập tên chuyên khoa không tồn tại: Noi than kinh</w:t>
             </w:r>
           </w:p>
@@ -1389,7 +1842,13 @@
             <w:tcW w:type="dxa" w:w="1440"/>
           </w:tcPr>
           <w:p>
-            <w:r/>
+            <w:r>
+              <w:rPr>
+                <w:rFonts w:ascii="Times New Roman" w:hAnsi="Times New Roman" w:eastAsia="Times New Roman"/>
+                <w:color w:val="000000"/>
+                <w:sz w:val="26"/>
+              </w:rPr>
+            </w:r>
           </w:p>
         </w:tc>
       </w:tr>
@@ -1400,6 +1859,11 @@
           </w:tcPr>
           <w:p>
             <w:r>
+              <w:rPr>
+                <w:rFonts w:ascii="Times New Roman" w:hAnsi="Times New Roman" w:eastAsia="Times New Roman"/>
+                <w:color w:val="000000"/>
+                <w:sz w:val="26"/>
+              </w:rPr>
               <w:t>TC-SPECIALTY-003</w:t>
             </w:r>
           </w:p>
@@ -1410,6 +1874,11 @@
           </w:tcPr>
           <w:p>
             <w:r>
+              <w:rPr>
+                <w:rFonts w:ascii="Times New Roman" w:hAnsi="Times New Roman" w:eastAsia="Times New Roman"/>
+                <w:color w:val="000000"/>
+                <w:sz w:val="26"/>
+              </w:rPr>
               <w:t>3</w:t>
             </w:r>
           </w:p>
@@ -1420,6 +1889,11 @@
           </w:tcPr>
           <w:p>
             <w:r>
+              <w:rPr>
+                <w:rFonts w:ascii="Times New Roman" w:hAnsi="Times New Roman" w:eastAsia="Times New Roman"/>
+                <w:color w:val="000000"/>
+                <w:sz w:val="26"/>
+              </w:rPr>
               <w:t>PASS</w:t>
             </w:r>
           </w:p>
@@ -1430,7 +1904,12 @@
           </w:tcPr>
           <w:p>
             <w:r>
-              <w:t>31/08/2026 18:16:03</w:t>
+              <w:rPr>
+                <w:rFonts w:ascii="Times New Roman" w:hAnsi="Times New Roman" w:eastAsia="Times New Roman"/>
+                <w:color w:val="000000"/>
+                <w:sz w:val="26"/>
+              </w:rPr>
+              <w:t>06/09/2026 19:40:18</w:t>
             </w:r>
           </w:p>
         </w:tc>
@@ -1440,6 +1919,11 @@
           </w:tcPr>
           <w:p>
             <w:r>
+              <w:rPr>
+                <w:rFonts w:ascii="Times New Roman" w:hAnsi="Times New Roman" w:eastAsia="Times New Roman"/>
+                <w:color w:val="000000"/>
+                <w:sz w:val="26"/>
+              </w:rPr>
               <w:t>Nhấn nút Tìm kiếm</w:t>
             </w:r>
           </w:p>
@@ -1449,7 +1933,13 @@
             <w:tcW w:type="dxa" w:w="1440"/>
           </w:tcPr>
           <w:p>
-            <w:r/>
+            <w:r>
+              <w:rPr>
+                <w:rFonts w:ascii="Times New Roman" w:hAnsi="Times New Roman" w:eastAsia="Times New Roman"/>
+                <w:color w:val="000000"/>
+                <w:sz w:val="26"/>
+              </w:rPr>
+            </w:r>
           </w:p>
         </w:tc>
       </w:tr>
@@ -1460,6 +1950,11 @@
           </w:tcPr>
           <w:p>
             <w:r>
+              <w:rPr>
+                <w:rFonts w:ascii="Times New Roman" w:hAnsi="Times New Roman" w:eastAsia="Times New Roman"/>
+                <w:color w:val="000000"/>
+                <w:sz w:val="26"/>
+              </w:rPr>
               <w:t>TC-SPECIALTY-003</w:t>
             </w:r>
           </w:p>
@@ -1470,6 +1965,11 @@
           </w:tcPr>
           <w:p>
             <w:r>
+              <w:rPr>
+                <w:rFonts w:ascii="Times New Roman" w:hAnsi="Times New Roman" w:eastAsia="Times New Roman"/>
+                <w:color w:val="000000"/>
+                <w:sz w:val="26"/>
+              </w:rPr>
               <w:t>4</w:t>
             </w:r>
           </w:p>
@@ -1480,6 +1980,11 @@
           </w:tcPr>
           <w:p>
             <w:r>
+              <w:rPr>
+                <w:rFonts w:ascii="Times New Roman" w:hAnsi="Times New Roman" w:eastAsia="Times New Roman"/>
+                <w:color w:val="000000"/>
+                <w:sz w:val="26"/>
+              </w:rPr>
               <w:t>PASS</w:t>
             </w:r>
           </w:p>
@@ -1490,7 +1995,12 @@
           </w:tcPr>
           <w:p>
             <w:r>
-              <w:t>31/08/2026 18:16:06</w:t>
+              <w:rPr>
+                <w:rFonts w:ascii="Times New Roman" w:hAnsi="Times New Roman" w:eastAsia="Times New Roman"/>
+                <w:color w:val="000000"/>
+                <w:sz w:val="26"/>
+              </w:rPr>
+              <w:t>06/09/2026 19:40:21</w:t>
             </w:r>
           </w:p>
         </w:tc>
@@ -1500,6 +2010,11 @@
           </w:tcPr>
           <w:p>
             <w:r>
+              <w:rPr>
+                <w:rFonts w:ascii="Times New Roman" w:hAnsi="Times New Roman" w:eastAsia="Times New Roman"/>
+                <w:color w:val="000000"/>
+                <w:sz w:val="26"/>
+              </w:rPr>
               <w:t>Không hiển thị chuyên khoa không phù hợp và hiển thị trạng thái không có kết quả</w:t>
             </w:r>
           </w:p>
@@ -1510,6 +2025,11 @@
           </w:tcPr>
           <w:p>
             <w:r>
+              <w:rPr>
+                <w:rFonts w:ascii="Times New Roman" w:hAnsi="Times New Roman" w:eastAsia="Times New Roman"/>
+                <w:color w:val="000000"/>
+                <w:sz w:val="26"/>
+              </w:rPr>
               <w:t>Không tìm thấy chuyên khoa nào phù hợp với từ khóa của bạn.</w:t>
             </w:r>
           </w:p>
@@ -1522,6 +2042,11 @@
           </w:tcPr>
           <w:p>
             <w:r>
+              <w:rPr>
+                <w:rFonts w:ascii="Times New Roman" w:hAnsi="Times New Roman" w:eastAsia="Times New Roman"/>
+                <w:color w:val="000000"/>
+                <w:sz w:val="26"/>
+              </w:rPr>
               <w:t>TC-SPECIALTY-004</w:t>
             </w:r>
           </w:p>
@@ -1532,6 +2057,11 @@
           </w:tcPr>
           <w:p>
             <w:r>
+              <w:rPr>
+                <w:rFonts w:ascii="Times New Roman" w:hAnsi="Times New Roman" w:eastAsia="Times New Roman"/>
+                <w:color w:val="000000"/>
+                <w:sz w:val="26"/>
+              </w:rPr>
               <w:t>1</w:t>
             </w:r>
           </w:p>
@@ -1542,6 +2072,11 @@
           </w:tcPr>
           <w:p>
             <w:r>
+              <w:rPr>
+                <w:rFonts w:ascii="Times New Roman" w:hAnsi="Times New Roman" w:eastAsia="Times New Roman"/>
+                <w:color w:val="000000"/>
+                <w:sz w:val="26"/>
+              </w:rPr>
               <w:t>PASS</w:t>
             </w:r>
           </w:p>
@@ -1552,7 +2087,12 @@
           </w:tcPr>
           <w:p>
             <w:r>
-              <w:t>31/08/2026 18:16:14</w:t>
+              <w:rPr>
+                <w:rFonts w:ascii="Times New Roman" w:hAnsi="Times New Roman" w:eastAsia="Times New Roman"/>
+                <w:color w:val="000000"/>
+                <w:sz w:val="26"/>
+              </w:rPr>
+              <w:t>06/09/2026 19:40:28</w:t>
             </w:r>
           </w:p>
         </w:tc>
@@ -1562,6 +2102,11 @@
           </w:tcPr>
           <w:p>
             <w:r>
+              <w:rPr>
+                <w:rFonts w:ascii="Times New Roman" w:hAnsi="Times New Roman" w:eastAsia="Times New Roman"/>
+                <w:color w:val="000000"/>
+                <w:sz w:val="26"/>
+              </w:rPr>
               <w:t>Mở trang Chuyên khoa thành công</w:t>
             </w:r>
           </w:p>
@@ -1571,7 +2116,13 @@
             <w:tcW w:type="dxa" w:w="1440"/>
           </w:tcPr>
           <w:p>
-            <w:r/>
+            <w:r>
+              <w:rPr>
+                <w:rFonts w:ascii="Times New Roman" w:hAnsi="Times New Roman" w:eastAsia="Times New Roman"/>
+                <w:color w:val="000000"/>
+                <w:sz w:val="26"/>
+              </w:rPr>
+            </w:r>
           </w:p>
         </w:tc>
       </w:tr>
@@ -1582,6 +2133,11 @@
           </w:tcPr>
           <w:p>
             <w:r>
+              <w:rPr>
+                <w:rFonts w:ascii="Times New Roman" w:hAnsi="Times New Roman" w:eastAsia="Times New Roman"/>
+                <w:color w:val="000000"/>
+                <w:sz w:val="26"/>
+              </w:rPr>
               <w:t>TC-SPECIALTY-004</w:t>
             </w:r>
           </w:p>
@@ -1592,6 +2148,11 @@
           </w:tcPr>
           <w:p>
             <w:r>
+              <w:rPr>
+                <w:rFonts w:ascii="Times New Roman" w:hAnsi="Times New Roman" w:eastAsia="Times New Roman"/>
+                <w:color w:val="000000"/>
+                <w:sz w:val="26"/>
+              </w:rPr>
               <w:t>2</w:t>
             </w:r>
           </w:p>
@@ -1602,6 +2163,11 @@
           </w:tcPr>
           <w:p>
             <w:r>
+              <w:rPr>
+                <w:rFonts w:ascii="Times New Roman" w:hAnsi="Times New Roman" w:eastAsia="Times New Roman"/>
+                <w:color w:val="000000"/>
+                <w:sz w:val="26"/>
+              </w:rPr>
               <w:t>PASS</w:t>
             </w:r>
           </w:p>
@@ -1612,7 +2178,12 @@
           </w:tcPr>
           <w:p>
             <w:r>
-              <w:t>31/08/2026 18:16:14</w:t>
+              <w:rPr>
+                <w:rFonts w:ascii="Times New Roman" w:hAnsi="Times New Roman" w:eastAsia="Times New Roman"/>
+                <w:color w:val="000000"/>
+                <w:sz w:val="26"/>
+              </w:rPr>
+              <w:t>06/09/2026 19:40:28</w:t>
             </w:r>
           </w:p>
         </w:tc>
@@ -1622,6 +2193,11 @@
           </w:tcPr>
           <w:p>
             <w:r>
+              <w:rPr>
+                <w:rFonts w:ascii="Times New Roman" w:hAnsi="Times New Roman" w:eastAsia="Times New Roman"/>
+                <w:color w:val="000000"/>
+                <w:sz w:val="26"/>
+              </w:rPr>
               <w:t>Chọn chuyên khoa Mat</w:t>
             </w:r>
           </w:p>
@@ -1631,7 +2207,13 @@
             <w:tcW w:type="dxa" w:w="1440"/>
           </w:tcPr>
           <w:p>
-            <w:r/>
+            <w:r>
+              <w:rPr>
+                <w:rFonts w:ascii="Times New Roman" w:hAnsi="Times New Roman" w:eastAsia="Times New Roman"/>
+                <w:color w:val="000000"/>
+                <w:sz w:val="26"/>
+              </w:rPr>
+            </w:r>
           </w:p>
         </w:tc>
       </w:tr>
@@ -1642,6 +2224,11 @@
           </w:tcPr>
           <w:p>
             <w:r>
+              <w:rPr>
+                <w:rFonts w:ascii="Times New Roman" w:hAnsi="Times New Roman" w:eastAsia="Times New Roman"/>
+                <w:color w:val="000000"/>
+                <w:sz w:val="26"/>
+              </w:rPr>
               <w:t>TC-SPECIALTY-004</w:t>
             </w:r>
           </w:p>
@@ -1652,6 +2239,11 @@
           </w:tcPr>
           <w:p>
             <w:r>
+              <w:rPr>
+                <w:rFonts w:ascii="Times New Roman" w:hAnsi="Times New Roman" w:eastAsia="Times New Roman"/>
+                <w:color w:val="000000"/>
+                <w:sz w:val="26"/>
+              </w:rPr>
               <w:t>3</w:t>
             </w:r>
           </w:p>
@@ -1662,6 +2254,11 @@
           </w:tcPr>
           <w:p>
             <w:r>
+              <w:rPr>
+                <w:rFonts w:ascii="Times New Roman" w:hAnsi="Times New Roman" w:eastAsia="Times New Roman"/>
+                <w:color w:val="000000"/>
+                <w:sz w:val="26"/>
+              </w:rPr>
               <w:t>PASS</w:t>
             </w:r>
           </w:p>
@@ -1672,7 +2269,12 @@
           </w:tcPr>
           <w:p>
             <w:r>
-              <w:t>31/08/2026 18:16:14</w:t>
+              <w:rPr>
+                <w:rFonts w:ascii="Times New Roman" w:hAnsi="Times New Roman" w:eastAsia="Times New Roman"/>
+                <w:color w:val="000000"/>
+                <w:sz w:val="26"/>
+              </w:rPr>
+              <w:t>06/09/2026 19:40:28</w:t>
             </w:r>
           </w:p>
         </w:tc>
@@ -1682,6 +2284,11 @@
           </w:tcPr>
           <w:p>
             <w:r>
+              <w:rPr>
+                <w:rFonts w:ascii="Times New Roman" w:hAnsi="Times New Roman" w:eastAsia="Times New Roman"/>
+                <w:color w:val="000000"/>
+                <w:sz w:val="26"/>
+              </w:rPr>
               <w:t>Nhấn Xem bác sĩ thuộc khoa</w:t>
             </w:r>
           </w:p>
@@ -1691,7 +2298,13 @@
             <w:tcW w:type="dxa" w:w="1440"/>
           </w:tcPr>
           <w:p>
-            <w:r/>
+            <w:r>
+              <w:rPr>
+                <w:rFonts w:ascii="Times New Roman" w:hAnsi="Times New Roman" w:eastAsia="Times New Roman"/>
+                <w:color w:val="000000"/>
+                <w:sz w:val="26"/>
+              </w:rPr>
+            </w:r>
           </w:p>
         </w:tc>
       </w:tr>
@@ -1702,6 +2315,11 @@
           </w:tcPr>
           <w:p>
             <w:r>
+              <w:rPr>
+                <w:rFonts w:ascii="Times New Roman" w:hAnsi="Times New Roman" w:eastAsia="Times New Roman"/>
+                <w:color w:val="000000"/>
+                <w:sz w:val="26"/>
+              </w:rPr>
               <w:t>TC-SPECIALTY-004</w:t>
             </w:r>
           </w:p>
@@ -1712,6 +2330,11 @@
           </w:tcPr>
           <w:p>
             <w:r>
+              <w:rPr>
+                <w:rFonts w:ascii="Times New Roman" w:hAnsi="Times New Roman" w:eastAsia="Times New Roman"/>
+                <w:color w:val="000000"/>
+                <w:sz w:val="26"/>
+              </w:rPr>
               <w:t>4</w:t>
             </w:r>
           </w:p>
@@ -1722,6 +2345,11 @@
           </w:tcPr>
           <w:p>
             <w:r>
+              <w:rPr>
+                <w:rFonts w:ascii="Times New Roman" w:hAnsi="Times New Roman" w:eastAsia="Times New Roman"/>
+                <w:color w:val="000000"/>
+                <w:sz w:val="26"/>
+              </w:rPr>
               <w:t>PASS</w:t>
             </w:r>
           </w:p>
@@ -1732,7 +2360,12 @@
           </w:tcPr>
           <w:p>
             <w:r>
-              <w:t>31/08/2026 18:16:14</w:t>
+              <w:rPr>
+                <w:rFonts w:ascii="Times New Roman" w:hAnsi="Times New Roman" w:eastAsia="Times New Roman"/>
+                <w:color w:val="000000"/>
+                <w:sz w:val="26"/>
+              </w:rPr>
+              <w:t>06/09/2026 19:40:28</w:t>
             </w:r>
           </w:p>
         </w:tc>
@@ -1742,6 +2375,11 @@
           </w:tcPr>
           <w:p>
             <w:r>
+              <w:rPr>
+                <w:rFonts w:ascii="Times New Roman" w:hAnsi="Times New Roman" w:eastAsia="Times New Roman"/>
+                <w:color w:val="000000"/>
+                <w:sz w:val="26"/>
+              </w:rPr>
               <w:t>Hiển thị trang danh sách bác sĩ thuộc chuyên khoa đã chọn</w:t>
             </w:r>
           </w:p>
@@ -1752,6 +2390,11 @@
           </w:tcPr>
           <w:p>
             <w:r>
+              <w:rPr>
+                <w:rFonts w:ascii="Times New Roman" w:hAnsi="Times New Roman" w:eastAsia="Times New Roman"/>
+                <w:color w:val="000000"/>
+                <w:sz w:val="26"/>
+              </w:rPr>
               <w:t>Title: Bác sĩ thuộc chuyên khoa | URL: http://localhost:3000/specialties/7/doctors</w:t>
             </w:r>
           </w:p>
@@ -1764,6 +2407,11 @@
           </w:tcPr>
           <w:p>
             <w:r>
+              <w:rPr>
+                <w:rFonts w:ascii="Times New Roman" w:hAnsi="Times New Roman" w:eastAsia="Times New Roman"/>
+                <w:color w:val="000000"/>
+                <w:sz w:val="26"/>
+              </w:rPr>
               <w:t>TC-SPECIALTY-004</w:t>
             </w:r>
           </w:p>
@@ -1774,6 +2422,11 @@
           </w:tcPr>
           <w:p>
             <w:r>
+              <w:rPr>
+                <w:rFonts w:ascii="Times New Roman" w:hAnsi="Times New Roman" w:eastAsia="Times New Roman"/>
+                <w:color w:val="000000"/>
+                <w:sz w:val="26"/>
+              </w:rPr>
               <w:t>5</w:t>
             </w:r>
           </w:p>
@@ -1784,6 +2437,11 @@
           </w:tcPr>
           <w:p>
             <w:r>
+              <w:rPr>
+                <w:rFonts w:ascii="Times New Roman" w:hAnsi="Times New Roman" w:eastAsia="Times New Roman"/>
+                <w:color w:val="000000"/>
+                <w:sz w:val="26"/>
+              </w:rPr>
               <w:t>PASS</w:t>
             </w:r>
           </w:p>
@@ -1794,7 +2452,12 @@
           </w:tcPr>
           <w:p>
             <w:r>
-              <w:t>31/08/2026 18:16:17</w:t>
+              <w:rPr>
+                <w:rFonts w:ascii="Times New Roman" w:hAnsi="Times New Roman" w:eastAsia="Times New Roman"/>
+                <w:color w:val="000000"/>
+                <w:sz w:val="26"/>
+              </w:rPr>
+              <w:t>06/09/2026 19:40:31</w:t>
             </w:r>
           </w:p>
         </w:tc>
@@ -1804,6 +2467,11 @@
           </w:tcPr>
           <w:p>
             <w:r>
+              <w:rPr>
+                <w:rFonts w:ascii="Times New Roman" w:hAnsi="Times New Roman" w:eastAsia="Times New Roman"/>
+                <w:color w:val="000000"/>
+                <w:sz w:val="26"/>
+              </w:rPr>
               <w:t>Hiển thị bác sĩ thuộc đúng chuyên khoa đã chọn</w:t>
             </w:r>
           </w:p>
@@ -1814,6 +2482,11 @@
           </w:tcPr>
           <w:p>
             <w:r>
+              <w:rPr>
+                <w:rFonts w:ascii="Times New Roman" w:hAnsi="Times New Roman" w:eastAsia="Times New Roman"/>
+                <w:color w:val="000000"/>
+                <w:sz w:val="26"/>
+              </w:rPr>
               <w:t>Doctors: Vu Thinh</w:t>
             </w:r>
           </w:p>
@@ -1826,6 +2499,11 @@
           </w:tcPr>
           <w:p>
             <w:r>
+              <w:rPr>
+                <w:rFonts w:ascii="Times New Roman" w:hAnsi="Times New Roman" w:eastAsia="Times New Roman"/>
+                <w:color w:val="000000"/>
+                <w:sz w:val="26"/>
+              </w:rPr>
               <w:t>TC-SPECIALTY-005</w:t>
             </w:r>
           </w:p>
@@ -1836,6 +2514,11 @@
           </w:tcPr>
           <w:p>
             <w:r>
+              <w:rPr>
+                <w:rFonts w:ascii="Times New Roman" w:hAnsi="Times New Roman" w:eastAsia="Times New Roman"/>
+                <w:color w:val="000000"/>
+                <w:sz w:val="26"/>
+              </w:rPr>
               <w:t>1</w:t>
             </w:r>
           </w:p>
@@ -1846,6 +2529,11 @@
           </w:tcPr>
           <w:p>
             <w:r>
+              <w:rPr>
+                <w:rFonts w:ascii="Times New Roman" w:hAnsi="Times New Roman" w:eastAsia="Times New Roman"/>
+                <w:color w:val="000000"/>
+                <w:sz w:val="26"/>
+              </w:rPr>
               <w:t>PASS</w:t>
             </w:r>
           </w:p>
@@ -1856,7 +2544,12 @@
           </w:tcPr>
           <w:p>
             <w:r>
-              <w:t>31/08/2026 18:16:24</w:t>
+              <w:rPr>
+                <w:rFonts w:ascii="Times New Roman" w:hAnsi="Times New Roman" w:eastAsia="Times New Roman"/>
+                <w:color w:val="000000"/>
+                <w:sz w:val="26"/>
+              </w:rPr>
+              <w:t>06/09/2026 19:40:38</w:t>
             </w:r>
           </w:p>
         </w:tc>
@@ -1866,6 +2559,11 @@
           </w:tcPr>
           <w:p>
             <w:r>
+              <w:rPr>
+                <w:rFonts w:ascii="Times New Roman" w:hAnsi="Times New Roman" w:eastAsia="Times New Roman"/>
+                <w:color w:val="000000"/>
+                <w:sz w:val="26"/>
+              </w:rPr>
               <w:t>Mở trang Chuyên khoa thành công</w:t>
             </w:r>
           </w:p>
@@ -1875,7 +2573,13 @@
             <w:tcW w:type="dxa" w:w="1440"/>
           </w:tcPr>
           <w:p>
-            <w:r/>
+            <w:r>
+              <w:rPr>
+                <w:rFonts w:ascii="Times New Roman" w:hAnsi="Times New Roman" w:eastAsia="Times New Roman"/>
+                <w:color w:val="000000"/>
+                <w:sz w:val="26"/>
+              </w:rPr>
+            </w:r>
           </w:p>
         </w:tc>
       </w:tr>
@@ -1886,6 +2590,11 @@
           </w:tcPr>
           <w:p>
             <w:r>
+              <w:rPr>
+                <w:rFonts w:ascii="Times New Roman" w:hAnsi="Times New Roman" w:eastAsia="Times New Roman"/>
+                <w:color w:val="000000"/>
+                <w:sz w:val="26"/>
+              </w:rPr>
               <w:t>TC-SPECIALTY-005</w:t>
             </w:r>
           </w:p>
@@ -1896,6 +2605,11 @@
           </w:tcPr>
           <w:p>
             <w:r>
+              <w:rPr>
+                <w:rFonts w:ascii="Times New Roman" w:hAnsi="Times New Roman" w:eastAsia="Times New Roman"/>
+                <w:color w:val="000000"/>
+                <w:sz w:val="26"/>
+              </w:rPr>
               <w:t>2</w:t>
             </w:r>
           </w:p>
@@ -1906,6 +2620,11 @@
           </w:tcPr>
           <w:p>
             <w:r>
+              <w:rPr>
+                <w:rFonts w:ascii="Times New Roman" w:hAnsi="Times New Roman" w:eastAsia="Times New Roman"/>
+                <w:color w:val="000000"/>
+                <w:sz w:val="26"/>
+              </w:rPr>
               <w:t>PASS</w:t>
             </w:r>
           </w:p>
@@ -1916,7 +2635,12 @@
           </w:tcPr>
           <w:p>
             <w:r>
-              <w:t>31/08/2026 18:16:24</w:t>
+              <w:rPr>
+                <w:rFonts w:ascii="Times New Roman" w:hAnsi="Times New Roman" w:eastAsia="Times New Roman"/>
+                <w:color w:val="000000"/>
+                <w:sz w:val="26"/>
+              </w:rPr>
+              <w:t>06/09/2026 19:40:38</w:t>
             </w:r>
           </w:p>
         </w:tc>
@@ -1926,6 +2650,11 @@
           </w:tcPr>
           <w:p>
             <w:r>
+              <w:rPr>
+                <w:rFonts w:ascii="Times New Roman" w:hAnsi="Times New Roman" w:eastAsia="Times New Roman"/>
+                <w:color w:val="000000"/>
+                <w:sz w:val="26"/>
+              </w:rPr>
               <w:t>Chọn chuyên khoa Mat</w:t>
             </w:r>
           </w:p>
@@ -1935,7 +2664,13 @@
             <w:tcW w:type="dxa" w:w="1440"/>
           </w:tcPr>
           <w:p>
-            <w:r/>
+            <w:r>
+              <w:rPr>
+                <w:rFonts w:ascii="Times New Roman" w:hAnsi="Times New Roman" w:eastAsia="Times New Roman"/>
+                <w:color w:val="000000"/>
+                <w:sz w:val="26"/>
+              </w:rPr>
+            </w:r>
           </w:p>
         </w:tc>
       </w:tr>
@@ -1946,6 +2681,11 @@
           </w:tcPr>
           <w:p>
             <w:r>
+              <w:rPr>
+                <w:rFonts w:ascii="Times New Roman" w:hAnsi="Times New Roman" w:eastAsia="Times New Roman"/>
+                <w:color w:val="000000"/>
+                <w:sz w:val="26"/>
+              </w:rPr>
               <w:t>TC-SPECIALTY-005</w:t>
             </w:r>
           </w:p>
@@ -1956,6 +2696,11 @@
           </w:tcPr>
           <w:p>
             <w:r>
+              <w:rPr>
+                <w:rFonts w:ascii="Times New Roman" w:hAnsi="Times New Roman" w:eastAsia="Times New Roman"/>
+                <w:color w:val="000000"/>
+                <w:sz w:val="26"/>
+              </w:rPr>
               <w:t>3</w:t>
             </w:r>
           </w:p>
@@ -1966,6 +2711,11 @@
           </w:tcPr>
           <w:p>
             <w:r>
+              <w:rPr>
+                <w:rFonts w:ascii="Times New Roman" w:hAnsi="Times New Roman" w:eastAsia="Times New Roman"/>
+                <w:color w:val="000000"/>
+                <w:sz w:val="26"/>
+              </w:rPr>
               <w:t>PASS</w:t>
             </w:r>
           </w:p>
@@ -1976,7 +2726,12 @@
           </w:tcPr>
           <w:p>
             <w:r>
-              <w:t>31/08/2026 18:16:24</w:t>
+              <w:rPr>
+                <w:rFonts w:ascii="Times New Roman" w:hAnsi="Times New Roman" w:eastAsia="Times New Roman"/>
+                <w:color w:val="000000"/>
+                <w:sz w:val="26"/>
+              </w:rPr>
+              <w:t>06/09/2026 19:40:39</w:t>
             </w:r>
           </w:p>
         </w:tc>
@@ -1986,6 +2741,11 @@
           </w:tcPr>
           <w:p>
             <w:r>
+              <w:rPr>
+                <w:rFonts w:ascii="Times New Roman" w:hAnsi="Times New Roman" w:eastAsia="Times New Roman"/>
+                <w:color w:val="000000"/>
+                <w:sz w:val="26"/>
+              </w:rPr>
               <w:t>Nhấn Xem chi tiết khoa</w:t>
             </w:r>
           </w:p>
@@ -1995,7 +2755,13 @@
             <w:tcW w:type="dxa" w:w="1440"/>
           </w:tcPr>
           <w:p>
-            <w:r/>
+            <w:r>
+              <w:rPr>
+                <w:rFonts w:ascii="Times New Roman" w:hAnsi="Times New Roman" w:eastAsia="Times New Roman"/>
+                <w:color w:val="000000"/>
+                <w:sz w:val="26"/>
+              </w:rPr>
+            </w:r>
           </w:p>
         </w:tc>
       </w:tr>
@@ -2006,6 +2772,11 @@
           </w:tcPr>
           <w:p>
             <w:r>
+              <w:rPr>
+                <w:rFonts w:ascii="Times New Roman" w:hAnsi="Times New Roman" w:eastAsia="Times New Roman"/>
+                <w:color w:val="000000"/>
+                <w:sz w:val="26"/>
+              </w:rPr>
               <w:t>TC-SPECIALTY-005</w:t>
             </w:r>
           </w:p>
@@ -2016,6 +2787,11 @@
           </w:tcPr>
           <w:p>
             <w:r>
+              <w:rPr>
+                <w:rFonts w:ascii="Times New Roman" w:hAnsi="Times New Roman" w:eastAsia="Times New Roman"/>
+                <w:color w:val="000000"/>
+                <w:sz w:val="26"/>
+              </w:rPr>
               <w:t>4</w:t>
             </w:r>
           </w:p>
@@ -2026,6 +2802,11 @@
           </w:tcPr>
           <w:p>
             <w:r>
+              <w:rPr>
+                <w:rFonts w:ascii="Times New Roman" w:hAnsi="Times New Roman" w:eastAsia="Times New Roman"/>
+                <w:color w:val="000000"/>
+                <w:sz w:val="26"/>
+              </w:rPr>
               <w:t>PASS</w:t>
             </w:r>
           </w:p>
@@ -2036,7 +2817,12 @@
           </w:tcPr>
           <w:p>
             <w:r>
-              <w:t>31/08/2026 18:16:24</w:t>
+              <w:rPr>
+                <w:rFonts w:ascii="Times New Roman" w:hAnsi="Times New Roman" w:eastAsia="Times New Roman"/>
+                <w:color w:val="000000"/>
+                <w:sz w:val="26"/>
+              </w:rPr>
+              <w:t>06/09/2026 19:40:39</w:t>
             </w:r>
           </w:p>
         </w:tc>
@@ -2046,6 +2832,11 @@
           </w:tcPr>
           <w:p>
             <w:r>
+              <w:rPr>
+                <w:rFonts w:ascii="Times New Roman" w:hAnsi="Times New Roman" w:eastAsia="Times New Roman"/>
+                <w:color w:val="000000"/>
+                <w:sz w:val="26"/>
+              </w:rPr>
               <w:t>Hiển thị đúng trang chi tiết chuyên khoa</w:t>
             </w:r>
           </w:p>
@@ -2056,6 +2847,11 @@
           </w:tcPr>
           <w:p>
             <w:r>
+              <w:rPr>
+                <w:rFonts w:ascii="Times New Roman" w:hAnsi="Times New Roman" w:eastAsia="Times New Roman"/>
+                <w:color w:val="000000"/>
+                <w:sz w:val="26"/>
+              </w:rPr>
               <w:t>Chuyên khoa: Mat</w:t>
             </w:r>
           </w:p>
@@ -2068,6 +2864,11 @@
           </w:tcPr>
           <w:p>
             <w:r>
+              <w:rPr>
+                <w:rFonts w:ascii="Times New Roman" w:hAnsi="Times New Roman" w:eastAsia="Times New Roman"/>
+                <w:color w:val="000000"/>
+                <w:sz w:val="26"/>
+              </w:rPr>
               <w:t>TC-SPECIALTY-005</w:t>
             </w:r>
           </w:p>
@@ -2078,6 +2879,11 @@
           </w:tcPr>
           <w:p>
             <w:r>
+              <w:rPr>
+                <w:rFonts w:ascii="Times New Roman" w:hAnsi="Times New Roman" w:eastAsia="Times New Roman"/>
+                <w:color w:val="000000"/>
+                <w:sz w:val="26"/>
+              </w:rPr>
               <w:t>5</w:t>
             </w:r>
           </w:p>
@@ -2088,6 +2894,11 @@
           </w:tcPr>
           <w:p>
             <w:r>
+              <w:rPr>
+                <w:rFonts w:ascii="Times New Roman" w:hAnsi="Times New Roman" w:eastAsia="Times New Roman"/>
+                <w:color w:val="000000"/>
+                <w:sz w:val="26"/>
+              </w:rPr>
               <w:t>PASS</w:t>
             </w:r>
           </w:p>
@@ -2098,7 +2909,12 @@
           </w:tcPr>
           <w:p>
             <w:r>
-              <w:t>31/08/2026 18:16:24</w:t>
+              <w:rPr>
+                <w:rFonts w:ascii="Times New Roman" w:hAnsi="Times New Roman" w:eastAsia="Times New Roman"/>
+                <w:color w:val="000000"/>
+                <w:sz w:val="26"/>
+              </w:rPr>
+              <w:t>06/09/2026 19:40:39</w:t>
             </w:r>
           </w:p>
         </w:tc>
@@ -2108,6 +2924,11 @@
           </w:tcPr>
           <w:p>
             <w:r>
+              <w:rPr>
+                <w:rFonts w:ascii="Times New Roman" w:hAnsi="Times New Roman" w:eastAsia="Times New Roman"/>
+                <w:color w:val="000000"/>
+                <w:sz w:val="26"/>
+              </w:rPr>
               <w:t>Hiển thị đầy đủ tên chuyên khoa, thông tin giới thiệu, số lượng bác sĩ và đội ngũ bác sĩ trực thuộc</w:t>
             </w:r>
           </w:p>
@@ -2118,6 +2939,11 @@
           </w:tcPr>
           <w:p>
             <w:r>
+              <w:rPr>
+                <w:rFonts w:ascii="Times New Roman" w:hAnsi="Times New Roman" w:eastAsia="Times New Roman"/>
+                <w:color w:val="000000"/>
+                <w:sz w:val="26"/>
+              </w:rPr>
               <w:t>Doctor count: 1</w:t>
             </w:r>
           </w:p>
@@ -2497,6 +3323,11 @@
     <w:name w:val="Normal"/>
     <w:qFormat/>
     <w:rsid w:val="00FC693F"/>
+    <w:rPr>
+      <w:rFonts w:ascii="Times New Roman" w:hAnsi="Times New Roman" w:eastAsia="Times New Roman"/>
+      <w:color w:val="000000"/>
+      <w:sz w:val="26"/>
+    </w:rPr>
   </w:style>
   <w:style w:type="paragraph" w:styleId="Header">
     <w:name w:val="header"/>

--- a/Selenium_WebDriver/reports/Specialty_Test_Report.docx
+++ b/Selenium_WebDriver/reports/Specialty_Test_Report.docx
@@ -28,7 +28,7 @@
           <w:color w:val="000000"/>
           <w:sz w:val="26"/>
         </w:rPr>
-        <w:t>Thời gian tạo báo cáo: 06/09/2026 19:42:38</w:t>
+        <w:t>Thời gian tạo báo cáo: 07/09/2026 19:12:19</w:t>
       </w:r>
     </w:p>
     <w:p/>
@@ -410,7 +410,7 @@
                 <w:color w:val="000000"/>
                 <w:sz w:val="26"/>
               </w:rPr>
-              <w:t>06/09/2026 19:40:03</w:t>
+              <w:t>07/09/2026 19:10:16</w:t>
             </w:r>
           </w:p>
         </w:tc>
@@ -425,7 +425,7 @@
                 <w:color w:val="000000"/>
                 <w:sz w:val="26"/>
               </w:rPr>
-              <w:t>4.13</w:t>
+              <w:t>4.16</w:t>
             </w:r>
           </w:p>
         </w:tc>
@@ -500,7 +500,7 @@
                 <w:color w:val="000000"/>
                 <w:sz w:val="26"/>
               </w:rPr>
-              <w:t>06/09/2026 19:40:10</w:t>
+              <w:t>07/09/2026 19:10:23</w:t>
             </w:r>
           </w:p>
         </w:tc>
@@ -515,7 +515,7 @@
                 <w:color w:val="000000"/>
                 <w:sz w:val="26"/>
               </w:rPr>
-              <w:t>4.57</w:t>
+              <w:t>4.02</w:t>
             </w:r>
           </w:p>
         </w:tc>
@@ -590,7 +590,7 @@
                 <w:color w:val="000000"/>
                 <w:sz w:val="26"/>
               </w:rPr>
-              <w:t>06/09/2026 19:40:21</w:t>
+              <w:t>07/09/2026 19:10:33</w:t>
             </w:r>
           </w:p>
         </w:tc>
@@ -605,7 +605,7 @@
                 <w:color w:val="000000"/>
                 <w:sz w:val="26"/>
               </w:rPr>
-              <w:t>7.67</w:t>
+              <w:t>7.14</w:t>
             </w:r>
           </w:p>
         </w:tc>
@@ -680,7 +680,7 @@
                 <w:color w:val="000000"/>
                 <w:sz w:val="26"/>
               </w:rPr>
-              <w:t>06/09/2026 19:40:31</w:t>
+              <w:t>07/09/2026 19:10:43</w:t>
             </w:r>
           </w:p>
         </w:tc>
@@ -770,7 +770,7 @@
                 <w:color w:val="000000"/>
                 <w:sz w:val="26"/>
               </w:rPr>
-              <w:t>06/09/2026 19:40:39</w:t>
+              <w:t>07/09/2026 19:10:51</w:t>
             </w:r>
           </w:p>
         </w:tc>
@@ -785,7 +785,7 @@
                 <w:color w:val="000000"/>
                 <w:sz w:val="26"/>
               </w:rPr>
-              <w:t>4.02</w:t>
+              <w:t>4.05</w:t>
             </w:r>
           </w:p>
         </w:tc>
@@ -996,7 +996,7 @@
                 <w:color w:val="000000"/>
                 <w:sz w:val="26"/>
               </w:rPr>
-              <w:t>06/09/2026 19:40:02</w:t>
+              <w:t>07/09/2026 19:10:15</w:t>
             </w:r>
           </w:p>
         </w:tc>
@@ -1087,7 +1087,7 @@
                 <w:color w:val="000000"/>
                 <w:sz w:val="26"/>
               </w:rPr>
-              <w:t>06/09/2026 19:40:02</w:t>
+              <w:t>07/09/2026 19:10:15</w:t>
             </w:r>
           </w:p>
         </w:tc>
@@ -1179,7 +1179,7 @@
                 <w:color w:val="000000"/>
                 <w:sz w:val="26"/>
               </w:rPr>
-              <w:t>06/09/2026 19:40:02</w:t>
+              <w:t>07/09/2026 19:10:15</w:t>
             </w:r>
           </w:p>
         </w:tc>
@@ -1270,7 +1270,7 @@
                 <w:color w:val="000000"/>
                 <w:sz w:val="26"/>
               </w:rPr>
-              <w:t>06/09/2026 19:40:03</w:t>
+              <w:t>07/09/2026 19:10:16</w:t>
             </w:r>
           </w:p>
         </w:tc>
@@ -1362,7 +1362,7 @@
                 <w:color w:val="000000"/>
                 <w:sz w:val="26"/>
               </w:rPr>
-              <w:t>06/09/2026 19:40:10</w:t>
+              <w:t>07/09/2026 19:10:23</w:t>
             </w:r>
           </w:p>
         </w:tc>
@@ -1453,7 +1453,7 @@
                 <w:color w:val="000000"/>
                 <w:sz w:val="26"/>
               </w:rPr>
-              <w:t>06/09/2026 19:40:10</w:t>
+              <w:t>07/09/2026 19:10:23</w:t>
             </w:r>
           </w:p>
         </w:tc>
@@ -1544,7 +1544,7 @@
                 <w:color w:val="000000"/>
                 <w:sz w:val="26"/>
               </w:rPr>
-              <w:t>06/09/2026 19:40:10</w:t>
+              <w:t>07/09/2026 19:10:23</w:t>
             </w:r>
           </w:p>
         </w:tc>
@@ -1635,7 +1635,7 @@
                 <w:color w:val="000000"/>
                 <w:sz w:val="26"/>
               </w:rPr>
-              <w:t>06/09/2026 19:40:10</w:t>
+              <w:t>07/09/2026 19:10:23</w:t>
             </w:r>
           </w:p>
         </w:tc>
@@ -1727,7 +1727,7 @@
                 <w:color w:val="000000"/>
                 <w:sz w:val="26"/>
               </w:rPr>
-              <w:t>06/09/2026 19:40:17</w:t>
+              <w:t>07/09/2026 19:10:30</w:t>
             </w:r>
           </w:p>
         </w:tc>
@@ -1818,7 +1818,7 @@
                 <w:color w:val="000000"/>
                 <w:sz w:val="26"/>
               </w:rPr>
-              <w:t>06/09/2026 19:40:18</w:t>
+              <w:t>07/09/2026 19:10:30</w:t>
             </w:r>
           </w:p>
         </w:tc>
@@ -1909,7 +1909,7 @@
                 <w:color w:val="000000"/>
                 <w:sz w:val="26"/>
               </w:rPr>
-              <w:t>06/09/2026 19:40:18</w:t>
+              <w:t>07/09/2026 19:10:30</w:t>
             </w:r>
           </w:p>
         </w:tc>
@@ -2000,7 +2000,7 @@
                 <w:color w:val="000000"/>
                 <w:sz w:val="26"/>
               </w:rPr>
-              <w:t>06/09/2026 19:40:21</w:t>
+              <w:t>07/09/2026 19:10:33</w:t>
             </w:r>
           </w:p>
         </w:tc>
@@ -2092,7 +2092,7 @@
                 <w:color w:val="000000"/>
                 <w:sz w:val="26"/>
               </w:rPr>
-              <w:t>06/09/2026 19:40:28</w:t>
+              <w:t>07/09/2026 19:10:40</w:t>
             </w:r>
           </w:p>
         </w:tc>
@@ -2183,7 +2183,7 @@
                 <w:color w:val="000000"/>
                 <w:sz w:val="26"/>
               </w:rPr>
-              <w:t>06/09/2026 19:40:28</w:t>
+              <w:t>07/09/2026 19:10:40</w:t>
             </w:r>
           </w:p>
         </w:tc>
@@ -2274,7 +2274,7 @@
                 <w:color w:val="000000"/>
                 <w:sz w:val="26"/>
               </w:rPr>
-              <w:t>06/09/2026 19:40:28</w:t>
+              <w:t>07/09/2026 19:10:40</w:t>
             </w:r>
           </w:p>
         </w:tc>
@@ -2365,7 +2365,7 @@
                 <w:color w:val="000000"/>
                 <w:sz w:val="26"/>
               </w:rPr>
-              <w:t>06/09/2026 19:40:28</w:t>
+              <w:t>07/09/2026 19:10:40</w:t>
             </w:r>
           </w:p>
         </w:tc>
@@ -2395,7 +2395,7 @@
                 <w:color w:val="000000"/>
                 <w:sz w:val="26"/>
               </w:rPr>
-              <w:t>Title: Bác sĩ thuộc chuyên khoa | URL: http://localhost:3000/specialties/7/doctors</w:t>
+              <w:t>Title: Bác sĩ thuộc chuyên khoa Mat | URL: http://localhost:3000/specialties/7/doctors</w:t>
             </w:r>
           </w:p>
         </w:tc>
@@ -2457,7 +2457,7 @@
                 <w:color w:val="000000"/>
                 <w:sz w:val="26"/>
               </w:rPr>
-              <w:t>06/09/2026 19:40:31</w:t>
+              <w:t>07/09/2026 19:10:43</w:t>
             </w:r>
           </w:p>
         </w:tc>
@@ -2549,7 +2549,7 @@
                 <w:color w:val="000000"/>
                 <w:sz w:val="26"/>
               </w:rPr>
-              <w:t>06/09/2026 19:40:38</w:t>
+              <w:t>07/09/2026 19:10:51</w:t>
             </w:r>
           </w:p>
         </w:tc>
@@ -2640,7 +2640,7 @@
                 <w:color w:val="000000"/>
                 <w:sz w:val="26"/>
               </w:rPr>
-              <w:t>06/09/2026 19:40:38</w:t>
+              <w:t>07/09/2026 19:10:51</w:t>
             </w:r>
           </w:p>
         </w:tc>
@@ -2731,7 +2731,7 @@
                 <w:color w:val="000000"/>
                 <w:sz w:val="26"/>
               </w:rPr>
-              <w:t>06/09/2026 19:40:39</w:t>
+              <w:t>07/09/2026 19:10:51</w:t>
             </w:r>
           </w:p>
         </w:tc>
@@ -2822,7 +2822,7 @@
                 <w:color w:val="000000"/>
                 <w:sz w:val="26"/>
               </w:rPr>
-              <w:t>06/09/2026 19:40:39</w:t>
+              <w:t>07/09/2026 19:10:51</w:t>
             </w:r>
           </w:p>
         </w:tc>
@@ -2914,7 +2914,7 @@
                 <w:color w:val="000000"/>
                 <w:sz w:val="26"/>
               </w:rPr>
-              <w:t>06/09/2026 19:40:39</w:t>
+              <w:t>07/09/2026 19:10:51</w:t>
             </w:r>
           </w:p>
         </w:tc>
